--- a/data/sites/hr/Compensation and Benefits/relocation-assistance-policy.docx
+++ b/data/sites/hr/Compensation and Benefits/relocation-assistance-policy.docx
@@ -16,17 +16,7 @@
         <w:rPr>
           <w:i/>
         </w:rPr>
-        <w:t>HR Knowledge Hub | Compensation and Benefits</w:t>
-      </w:r>
-    </w:p>
-    <w:p>
-      <w:r>
-        <w:t>Owner: Sam Whitfield  |  Last updated: October 30, 2026</w:t>
-      </w:r>
-    </w:p>
-    <w:p>
-      <w:r>
-        <w:t>Covers eligibility, reimbursable expenses, and repayment terms for employees relocating for a new role.</w:t>
+        <w:t>HR Knowledge Hub | Compensation and Benefits | Owner: Sam Whitfield  |  Last updated: October 30, 2026</w:t>
       </w:r>
     </w:p>
     <w:p>
@@ -34,7 +24,17 @@
         <w:pStyle w:val="Heading1"/>
       </w:pPr>
       <w:r>
-        <w:t>Key Points</w:t>
+        <w:t>Section 1: Executive Summary &amp; Scope</w:t>
+      </w:r>
+    </w:p>
+    <w:p>
+      <w:r>
+        <w:t>Covers eligibility, reimbursable expenses, and repayment terms for employees relocating for a new role. Section 1 (Executive Summary &amp; Scope) applies to Compensation and Benefits within HR Knowledge Hub and is maintained by Sam Whitfield. Defines the operational charter, scope boundaries, and executive accountability.</w:t>
+      </w:r>
+    </w:p>
+    <w:p>
+      <w:r>
+        <w:t>Operational requirement 1.1: Relocation packages are tiered by distance: under 50 miles, 50-500 miles, and over 500 miles. Secondary control 1.2: Covered expenses include moving company costs, temporary housing up to 30 days, and one house-hunting trip.</w:t>
       </w:r>
     </w:p>
     <w:p>
@@ -58,6 +58,566 @@
         <w:pStyle w:val="ListBullet"/>
       </w:pPr>
       <w:r>
+        <w:t>Section 1 review cadence is tracked by Sam Whitfield under Compensation and Benefits governance.</w:t>
+      </w:r>
+    </w:p>
+    <w:tbl>
+      <w:tblPr>
+        <w:tblStyle w:val="LightGrid-Accent1"/>
+        <w:tblW w:type="auto" w:w="0"/>
+        <w:tblLook w:firstColumn="1" w:firstRow="1" w:lastColumn="0" w:lastRow="0" w:noHBand="0" w:noVBand="1" w:val="04A0"/>
+      </w:tblPr>
+      <w:tblGrid>
+        <w:gridCol w:w="2160"/>
+        <w:gridCol w:w="2160"/>
+        <w:gridCol w:w="2160"/>
+        <w:gridCol w:w="2160"/>
+      </w:tblGrid>
+      <w:tr>
+        <w:tc>
+          <w:tcPr>
+            <w:tcW w:type="dxa" w:w="2160"/>
+          </w:tcPr>
+          <w:p>
+            <w:r>
+              <w:rPr>
+                <w:b/>
+              </w:rPr>
+              <w:t>Control Area</w:t>
+            </w:r>
+          </w:p>
+        </w:tc>
+        <w:tc>
+          <w:tcPr>
+            <w:tcW w:type="dxa" w:w="2160"/>
+          </w:tcPr>
+          <w:p>
+            <w:r>
+              <w:rPr>
+                <w:b/>
+              </w:rPr>
+              <w:t>Owner</w:t>
+            </w:r>
+          </w:p>
+        </w:tc>
+        <w:tc>
+          <w:tcPr>
+            <w:tcW w:type="dxa" w:w="2160"/>
+          </w:tcPr>
+          <w:p>
+            <w:r>
+              <w:rPr>
+                <w:b/>
+              </w:rPr>
+              <w:t>Target SLA</w:t>
+            </w:r>
+          </w:p>
+        </w:tc>
+        <w:tc>
+          <w:tcPr>
+            <w:tcW w:type="dxa" w:w="2160"/>
+          </w:tcPr>
+          <w:p>
+            <w:r>
+              <w:rPr>
+                <w:b/>
+              </w:rPr>
+              <w:t>Verification Status</w:t>
+            </w:r>
+          </w:p>
+        </w:tc>
+      </w:tr>
+      <w:tr>
+        <w:tc>
+          <w:tcPr>
+            <w:tcW w:type="dxa" w:w="2160"/>
+          </w:tcPr>
+          <w:p>
+            <w:r>
+              <w:t>Compensation and Benefits</w:t>
+            </w:r>
+          </w:p>
+        </w:tc>
+        <w:tc>
+          <w:tcPr>
+            <w:tcW w:type="dxa" w:w="2160"/>
+          </w:tcPr>
+          <w:p>
+            <w:r>
+              <w:t>Sam Whitfield</w:t>
+            </w:r>
+          </w:p>
+        </w:tc>
+        <w:tc>
+          <w:tcPr>
+            <w:tcW w:type="dxa" w:w="2160"/>
+          </w:tcPr>
+          <w:p>
+            <w:r>
+              <w:t>5 business days</w:t>
+            </w:r>
+          </w:p>
+        </w:tc>
+        <w:tc>
+          <w:tcPr>
+            <w:tcW w:type="dxa" w:w="2160"/>
+          </w:tcPr>
+          <w:p>
+            <w:r>
+              <w:t>Verified</w:t>
+            </w:r>
+          </w:p>
+        </w:tc>
+      </w:tr>
+      <w:tr>
+        <w:tc>
+          <w:tcPr>
+            <w:tcW w:type="dxa" w:w="2160"/>
+          </w:tcPr>
+          <w:p>
+            <w:r>
+              <w:t>Relocation Assistance Policy Gate 1</w:t>
+            </w:r>
+          </w:p>
+        </w:tc>
+        <w:tc>
+          <w:tcPr>
+            <w:tcW w:type="dxa" w:w="2160"/>
+          </w:tcPr>
+          <w:p>
+            <w:r>
+              <w:t>Sam Whitfield</w:t>
+            </w:r>
+          </w:p>
+        </w:tc>
+        <w:tc>
+          <w:tcPr>
+            <w:tcW w:type="dxa" w:w="2160"/>
+          </w:tcPr>
+          <w:p>
+            <w:r>
+              <w:t>3 business days</w:t>
+            </w:r>
+          </w:p>
+        </w:tc>
+        <w:tc>
+          <w:tcPr>
+            <w:tcW w:type="dxa" w:w="2160"/>
+          </w:tcPr>
+          <w:p>
+            <w:r>
+              <w:t>Active</w:t>
+            </w:r>
+          </w:p>
+        </w:tc>
+      </w:tr>
+      <w:tr>
+        <w:tc>
+          <w:tcPr>
+            <w:tcW w:type="dxa" w:w="2160"/>
+          </w:tcPr>
+          <w:p>
+            <w:r>
+              <w:t>Relocation Assistance Policy Gate 2</w:t>
+            </w:r>
+          </w:p>
+        </w:tc>
+        <w:tc>
+          <w:tcPr>
+            <w:tcW w:type="dxa" w:w="2160"/>
+          </w:tcPr>
+          <w:p>
+            <w:r>
+              <w:t>Sam Whitfield</w:t>
+            </w:r>
+          </w:p>
+        </w:tc>
+        <w:tc>
+          <w:tcPr>
+            <w:tcW w:type="dxa" w:w="2160"/>
+          </w:tcPr>
+          <w:p>
+            <w:r>
+              <w:t>10 business days</w:t>
+            </w:r>
+          </w:p>
+        </w:tc>
+        <w:tc>
+          <w:tcPr>
+            <w:tcW w:type="dxa" w:w="2160"/>
+          </w:tcPr>
+          <w:p>
+            <w:r>
+              <w:t>Monitored</w:t>
+            </w:r>
+          </w:p>
+        </w:tc>
+      </w:tr>
+    </w:tbl>
+    <w:p>
+      <w:r>
+        <w:rPr>
+          <w:color w:val="808080"/>
+          <w:sz w:val="16"/>
+        </w:rPr>
+        <w:t>Page 1 of 12 | HR Knowledge Hub | Compensation and Benefits | SharePoint Online</w:t>
+      </w:r>
+    </w:p>
+    <w:p>
+      <w:r>
+        <w:br w:type="page"/>
+      </w:r>
+    </w:p>
+    <w:p>
+      <w:pPr>
+        <w:pStyle w:val="Heading1"/>
+      </w:pPr>
+      <w:r>
+        <w:t>Section 2: Architecture &amp; Process Flow</w:t>
+      </w:r>
+    </w:p>
+    <w:p>
+      <w:r>
+        <w:t>Covers eligibility, reimbursable expenses, and repayment terms for employees relocating for a new role. Section 2 (Architecture &amp; Process Flow) applies to Compensation and Benefits within HR Knowledge Hub and is maintained by Sam Whitfield. Maps end-to-end process stages, handoff gates, and system-of-record integrations.</w:t>
+      </w:r>
+    </w:p>
+    <w:p>
+      <w:r>
+        <w:t>Operational requirement 2.1: Covered expenses include moving company costs, temporary housing up to 30 days, and one house-hunting trip. Secondary control 2.2: Relocation assistance must be repaid in full if the employee resigns within 12 months.</w:t>
+      </w:r>
+    </w:p>
+    <w:p>
+      <w:pPr>
+        <w:pStyle w:val="ListBullet"/>
+      </w:pPr>
+      <w:r>
+        <w:t>Covered expenses include moving company costs, temporary housing up to 30 days, and one house-hunting trip.</w:t>
+      </w:r>
+    </w:p>
+    <w:p>
+      <w:pPr>
+        <w:pStyle w:val="ListBullet"/>
+      </w:pPr>
+      <w:r>
+        <w:t>Relocation assistance must be repaid in full if the employee resigns within 12 months.</w:t>
+      </w:r>
+    </w:p>
+    <w:p>
+      <w:pPr>
+        <w:pStyle w:val="ListBullet"/>
+      </w:pPr>
+      <w:r>
+        <w:t>Section 2 review cadence is tracked by Sam Whitfield under Compensation and Benefits governance.</w:t>
+      </w:r>
+    </w:p>
+    <w:tbl>
+      <w:tblPr>
+        <w:tblStyle w:val="LightGrid-Accent1"/>
+        <w:tblW w:type="auto" w:w="0"/>
+        <w:tblLook w:firstColumn="1" w:firstRow="1" w:lastColumn="0" w:lastRow="0" w:noHBand="0" w:noVBand="1" w:val="04A0"/>
+      </w:tblPr>
+      <w:tblGrid>
+        <w:gridCol w:w="2160"/>
+        <w:gridCol w:w="2160"/>
+        <w:gridCol w:w="2160"/>
+        <w:gridCol w:w="2160"/>
+      </w:tblGrid>
+      <w:tr>
+        <w:tc>
+          <w:tcPr>
+            <w:tcW w:type="dxa" w:w="2160"/>
+          </w:tcPr>
+          <w:p>
+            <w:r>
+              <w:rPr>
+                <w:b/>
+              </w:rPr>
+              <w:t>Control Area</w:t>
+            </w:r>
+          </w:p>
+        </w:tc>
+        <w:tc>
+          <w:tcPr>
+            <w:tcW w:type="dxa" w:w="2160"/>
+          </w:tcPr>
+          <w:p>
+            <w:r>
+              <w:rPr>
+                <w:b/>
+              </w:rPr>
+              <w:t>Owner</w:t>
+            </w:r>
+          </w:p>
+        </w:tc>
+        <w:tc>
+          <w:tcPr>
+            <w:tcW w:type="dxa" w:w="2160"/>
+          </w:tcPr>
+          <w:p>
+            <w:r>
+              <w:rPr>
+                <w:b/>
+              </w:rPr>
+              <w:t>Target SLA</w:t>
+            </w:r>
+          </w:p>
+        </w:tc>
+        <w:tc>
+          <w:tcPr>
+            <w:tcW w:type="dxa" w:w="2160"/>
+          </w:tcPr>
+          <w:p>
+            <w:r>
+              <w:rPr>
+                <w:b/>
+              </w:rPr>
+              <w:t>Verification Status</w:t>
+            </w:r>
+          </w:p>
+        </w:tc>
+      </w:tr>
+      <w:tr>
+        <w:tc>
+          <w:tcPr>
+            <w:tcW w:type="dxa" w:w="2160"/>
+          </w:tcPr>
+          <w:p>
+            <w:r>
+              <w:t>Compensation and Benefits</w:t>
+            </w:r>
+          </w:p>
+        </w:tc>
+        <w:tc>
+          <w:tcPr>
+            <w:tcW w:type="dxa" w:w="2160"/>
+          </w:tcPr>
+          <w:p>
+            <w:r>
+              <w:t>Sam Whitfield</w:t>
+            </w:r>
+          </w:p>
+        </w:tc>
+        <w:tc>
+          <w:tcPr>
+            <w:tcW w:type="dxa" w:w="2160"/>
+          </w:tcPr>
+          <w:p>
+            <w:r>
+              <w:t>5 business days</w:t>
+            </w:r>
+          </w:p>
+        </w:tc>
+        <w:tc>
+          <w:tcPr>
+            <w:tcW w:type="dxa" w:w="2160"/>
+          </w:tcPr>
+          <w:p>
+            <w:r>
+              <w:t>Verified</w:t>
+            </w:r>
+          </w:p>
+        </w:tc>
+      </w:tr>
+      <w:tr>
+        <w:tc>
+          <w:tcPr>
+            <w:tcW w:type="dxa" w:w="2160"/>
+          </w:tcPr>
+          <w:p>
+            <w:r>
+              <w:t>Relocation Assistance Policy Gate 1</w:t>
+            </w:r>
+          </w:p>
+        </w:tc>
+        <w:tc>
+          <w:tcPr>
+            <w:tcW w:type="dxa" w:w="2160"/>
+          </w:tcPr>
+          <w:p>
+            <w:r>
+              <w:t>Sam Whitfield</w:t>
+            </w:r>
+          </w:p>
+        </w:tc>
+        <w:tc>
+          <w:tcPr>
+            <w:tcW w:type="dxa" w:w="2160"/>
+          </w:tcPr>
+          <w:p>
+            <w:r>
+              <w:t>3 business days</w:t>
+            </w:r>
+          </w:p>
+        </w:tc>
+        <w:tc>
+          <w:tcPr>
+            <w:tcW w:type="dxa" w:w="2160"/>
+          </w:tcPr>
+          <w:p>
+            <w:r>
+              <w:t>Active</w:t>
+            </w:r>
+          </w:p>
+        </w:tc>
+      </w:tr>
+      <w:tr>
+        <w:tc>
+          <w:tcPr>
+            <w:tcW w:type="dxa" w:w="2160"/>
+          </w:tcPr>
+          <w:p>
+            <w:r>
+              <w:t>Relocation Assistance Policy Gate 2</w:t>
+            </w:r>
+          </w:p>
+        </w:tc>
+        <w:tc>
+          <w:tcPr>
+            <w:tcW w:type="dxa" w:w="2160"/>
+          </w:tcPr>
+          <w:p>
+            <w:r>
+              <w:t>Sam Whitfield</w:t>
+            </w:r>
+          </w:p>
+        </w:tc>
+        <w:tc>
+          <w:tcPr>
+            <w:tcW w:type="dxa" w:w="2160"/>
+          </w:tcPr>
+          <w:p>
+            <w:r>
+              <w:t>10 business days</w:t>
+            </w:r>
+          </w:p>
+        </w:tc>
+        <w:tc>
+          <w:tcPr>
+            <w:tcW w:type="dxa" w:w="2160"/>
+          </w:tcPr>
+          <w:p>
+            <w:r>
+              <w:t>Monitored</w:t>
+            </w:r>
+          </w:p>
+        </w:tc>
+      </w:tr>
+      <w:tr>
+        <w:tc>
+          <w:tcPr>
+            <w:tcW w:type="dxa" w:w="2160"/>
+          </w:tcPr>
+          <w:p>
+            <w:r>
+              <w:t>Sec-2</w:t>
+            </w:r>
+          </w:p>
+        </w:tc>
+        <w:tc>
+          <w:tcPr>
+            <w:tcW w:type="dxa" w:w="2160"/>
+          </w:tcPr>
+          <w:p>
+            <w:r>
+              <w:t>Sam Whitfield</w:t>
+            </w:r>
+          </w:p>
+        </w:tc>
+        <w:tc>
+          <w:tcPr>
+            <w:tcW w:type="dxa" w:w="2160"/>
+          </w:tcPr>
+          <w:p>
+            <w:r>
+              <w:t>3 business days</w:t>
+            </w:r>
+          </w:p>
+        </w:tc>
+        <w:tc>
+          <w:tcPr>
+            <w:tcW w:type="dxa" w:w="2160"/>
+          </w:tcPr>
+          <w:p>
+            <w:r>
+              <w:t>Stage 2 Verified</w:t>
+            </w:r>
+          </w:p>
+        </w:tc>
+      </w:tr>
+    </w:tbl>
+    <w:p>
+      <w:r>
+        <w:drawing>
+          <wp:inline xmlns:a="http://schemas.openxmlformats.org/drawingml/2006/main" xmlns:pic="http://schemas.openxmlformats.org/drawingml/2006/picture">
+            <wp:extent cx="5303520" cy="1744579"/>
+            <wp:docPr id="1" name="Picture 1"/>
+            <wp:cNvGraphicFramePr>
+              <a:graphicFrameLocks noChangeAspect="1"/>
+            </wp:cNvGraphicFramePr>
+            <a:graphic>
+              <a:graphicData uri="http://schemas.openxmlformats.org/drawingml/2006/picture">
+                <pic:pic>
+                  <pic:nvPicPr>
+                    <pic:cNvPr id="0" name="image.png"/>
+                    <pic:cNvPicPr/>
+                  </pic:nvPicPr>
+                  <pic:blipFill>
+                    <a:blip r:embed="rId9"/>
+                    <a:stretch>
+                      <a:fillRect/>
+                    </a:stretch>
+                  </pic:blipFill>
+                  <pic:spPr>
+                    <a:xfrm>
+                      <a:off x="0" y="0"/>
+                      <a:ext cx="5303520" cy="1744579"/>
+                    </a:xfrm>
+                    <a:prstGeom prst="rect"/>
+                  </pic:spPr>
+                </pic:pic>
+              </a:graphicData>
+            </a:graphic>
+          </wp:inline>
+        </w:drawing>
+      </w:r>
+    </w:p>
+    <w:p>
+      <w:r>
+        <w:rPr>
+          <w:color w:val="808080"/>
+          <w:sz w:val="16"/>
+        </w:rPr>
+        <w:t>Page 2 of 12 | HR Knowledge Hub | Compensation and Benefits | SharePoint Online</w:t>
+      </w:r>
+    </w:p>
+    <w:p>
+      <w:r>
+        <w:br w:type="page"/>
+      </w:r>
+    </w:p>
+    <w:p>
+      <w:pPr>
+        <w:pStyle w:val="Heading1"/>
+      </w:pPr>
+      <w:r>
+        <w:t>Section 3: Governance Standards &amp; Controls</w:t>
+      </w:r>
+    </w:p>
+    <w:p>
+      <w:r>
+        <w:t>Covers eligibility, reimbursable expenses, and repayment terms for employees relocating for a new role. Section 3 (Governance Standards &amp; Controls) applies to Compensation and Benefits within HR Knowledge Hub and is maintained by Sam Whitfield. Establishes mandatory compliance controls, approval thresholds, and audit evidence.</w:t>
+      </w:r>
+    </w:p>
+    <w:p>
+      <w:r>
+        <w:t>Operational requirement 3.1: Relocation assistance must be repaid in full if the employee resigns within 12 months. Secondary control 3.2: International relocations route through the global mobility team, not this policy.</w:t>
+      </w:r>
+    </w:p>
+    <w:p>
+      <w:pPr>
+        <w:pStyle w:val="ListBullet"/>
+      </w:pPr>
+      <w:r>
         <w:t>Relocation assistance must be repaid in full if the employee resigns within 12 months.</w:t>
       </w:r>
     </w:p>
@@ -70,12 +630,3054 @@
       </w:r>
     </w:p>
     <w:p>
+      <w:pPr>
+        <w:pStyle w:val="ListBullet"/>
+      </w:pPr>
+      <w:r>
+        <w:t>Section 3 review cadence is tracked by Sam Whitfield under Compensation and Benefits governance.</w:t>
+      </w:r>
+    </w:p>
+    <w:tbl>
+      <w:tblPr>
+        <w:tblStyle w:val="LightGrid-Accent1"/>
+        <w:tblW w:type="auto" w:w="0"/>
+        <w:tblLook w:firstColumn="1" w:firstRow="1" w:lastColumn="0" w:lastRow="0" w:noHBand="0" w:noVBand="1" w:val="04A0"/>
+      </w:tblPr>
+      <w:tblGrid>
+        <w:gridCol w:w="2160"/>
+        <w:gridCol w:w="2160"/>
+        <w:gridCol w:w="2160"/>
+        <w:gridCol w:w="2160"/>
+      </w:tblGrid>
+      <w:tr>
+        <w:tc>
+          <w:tcPr>
+            <w:tcW w:type="dxa" w:w="2160"/>
+          </w:tcPr>
+          <w:p>
+            <w:r>
+              <w:rPr>
+                <w:b/>
+              </w:rPr>
+              <w:t>Control Area</w:t>
+            </w:r>
+          </w:p>
+        </w:tc>
+        <w:tc>
+          <w:tcPr>
+            <w:tcW w:type="dxa" w:w="2160"/>
+          </w:tcPr>
+          <w:p>
+            <w:r>
+              <w:rPr>
+                <w:b/>
+              </w:rPr>
+              <w:t>Owner</w:t>
+            </w:r>
+          </w:p>
+        </w:tc>
+        <w:tc>
+          <w:tcPr>
+            <w:tcW w:type="dxa" w:w="2160"/>
+          </w:tcPr>
+          <w:p>
+            <w:r>
+              <w:rPr>
+                <w:b/>
+              </w:rPr>
+              <w:t>Target SLA</w:t>
+            </w:r>
+          </w:p>
+        </w:tc>
+        <w:tc>
+          <w:tcPr>
+            <w:tcW w:type="dxa" w:w="2160"/>
+          </w:tcPr>
+          <w:p>
+            <w:r>
+              <w:rPr>
+                <w:b/>
+              </w:rPr>
+              <w:t>Verification Status</w:t>
+            </w:r>
+          </w:p>
+        </w:tc>
+      </w:tr>
+      <w:tr>
+        <w:tc>
+          <w:tcPr>
+            <w:tcW w:type="dxa" w:w="2160"/>
+          </w:tcPr>
+          <w:p>
+            <w:r>
+              <w:t>Compensation and Benefits</w:t>
+            </w:r>
+          </w:p>
+        </w:tc>
+        <w:tc>
+          <w:tcPr>
+            <w:tcW w:type="dxa" w:w="2160"/>
+          </w:tcPr>
+          <w:p>
+            <w:r>
+              <w:t>Sam Whitfield</w:t>
+            </w:r>
+          </w:p>
+        </w:tc>
+        <w:tc>
+          <w:tcPr>
+            <w:tcW w:type="dxa" w:w="2160"/>
+          </w:tcPr>
+          <w:p>
+            <w:r>
+              <w:t>5 business days</w:t>
+            </w:r>
+          </w:p>
+        </w:tc>
+        <w:tc>
+          <w:tcPr>
+            <w:tcW w:type="dxa" w:w="2160"/>
+          </w:tcPr>
+          <w:p>
+            <w:r>
+              <w:t>Verified</w:t>
+            </w:r>
+          </w:p>
+        </w:tc>
+      </w:tr>
+      <w:tr>
+        <w:tc>
+          <w:tcPr>
+            <w:tcW w:type="dxa" w:w="2160"/>
+          </w:tcPr>
+          <w:p>
+            <w:r>
+              <w:t>Relocation Assistance Policy Gate 1</w:t>
+            </w:r>
+          </w:p>
+        </w:tc>
+        <w:tc>
+          <w:tcPr>
+            <w:tcW w:type="dxa" w:w="2160"/>
+          </w:tcPr>
+          <w:p>
+            <w:r>
+              <w:t>Sam Whitfield</w:t>
+            </w:r>
+          </w:p>
+        </w:tc>
+        <w:tc>
+          <w:tcPr>
+            <w:tcW w:type="dxa" w:w="2160"/>
+          </w:tcPr>
+          <w:p>
+            <w:r>
+              <w:t>3 business days</w:t>
+            </w:r>
+          </w:p>
+        </w:tc>
+        <w:tc>
+          <w:tcPr>
+            <w:tcW w:type="dxa" w:w="2160"/>
+          </w:tcPr>
+          <w:p>
+            <w:r>
+              <w:t>Active</w:t>
+            </w:r>
+          </w:p>
+        </w:tc>
+      </w:tr>
+      <w:tr>
+        <w:tc>
+          <w:tcPr>
+            <w:tcW w:type="dxa" w:w="2160"/>
+          </w:tcPr>
+          <w:p>
+            <w:r>
+              <w:t>Relocation Assistance Policy Gate 2</w:t>
+            </w:r>
+          </w:p>
+        </w:tc>
+        <w:tc>
+          <w:tcPr>
+            <w:tcW w:type="dxa" w:w="2160"/>
+          </w:tcPr>
+          <w:p>
+            <w:r>
+              <w:t>Sam Whitfield</w:t>
+            </w:r>
+          </w:p>
+        </w:tc>
+        <w:tc>
+          <w:tcPr>
+            <w:tcW w:type="dxa" w:w="2160"/>
+          </w:tcPr>
+          <w:p>
+            <w:r>
+              <w:t>10 business days</w:t>
+            </w:r>
+          </w:p>
+        </w:tc>
+        <w:tc>
+          <w:tcPr>
+            <w:tcW w:type="dxa" w:w="2160"/>
+          </w:tcPr>
+          <w:p>
+            <w:r>
+              <w:t>Monitored</w:t>
+            </w:r>
+          </w:p>
+        </w:tc>
+      </w:tr>
+      <w:tr>
+        <w:tc>
+          <w:tcPr>
+            <w:tcW w:type="dxa" w:w="2160"/>
+          </w:tcPr>
+          <w:p>
+            <w:r>
+              <w:t>Sec-3</w:t>
+            </w:r>
+          </w:p>
+        </w:tc>
+        <w:tc>
+          <w:tcPr>
+            <w:tcW w:type="dxa" w:w="2160"/>
+          </w:tcPr>
+          <w:p>
+            <w:r>
+              <w:t>Sam Whitfield</w:t>
+            </w:r>
+          </w:p>
+        </w:tc>
+        <w:tc>
+          <w:tcPr>
+            <w:tcW w:type="dxa" w:w="2160"/>
+          </w:tcPr>
+          <w:p>
+            <w:r>
+              <w:t>10 business days</w:t>
+            </w:r>
+          </w:p>
+        </w:tc>
+        <w:tc>
+          <w:tcPr>
+            <w:tcW w:type="dxa" w:w="2160"/>
+          </w:tcPr>
+          <w:p>
+            <w:r>
+              <w:t>Stage 3 Verified</w:t>
+            </w:r>
+          </w:p>
+        </w:tc>
+      </w:tr>
+    </w:tbl>
+    <w:p>
       <w:r>
         <w:rPr>
           <w:color w:val="808080"/>
           <w:sz w:val="16"/>
         </w:rPr>
-        <w:t>Source: HR Knowledge Hub knowledge base | SharePoint Online</w:t>
+        <w:t>Page 3 of 12 | HR Knowledge Hub | Compensation and Benefits | SharePoint Online</w:t>
+      </w:r>
+    </w:p>
+    <w:p>
+      <w:r>
+        <w:br w:type="page"/>
+      </w:r>
+    </w:p>
+    <w:p>
+      <w:pPr>
+        <w:pStyle w:val="Heading1"/>
+      </w:pPr>
+      <w:r>
+        <w:t>Section 4: Operational KPIs &amp; Benchmarks</w:t>
+      </w:r>
+    </w:p>
+    <w:p>
+      <w:r>
+        <w:t>Covers eligibility, reimbursable expenses, and repayment terms for employees relocating for a new role. Section 4 (Operational KPIs &amp; Benchmarks) applies to Compensation and Benefits within HR Knowledge Hub and is maintained by Sam Whitfield. Tracks baseline performance, target SLAs, and quarterly benchmark progression.</w:t>
+      </w:r>
+    </w:p>
+    <w:p>
+      <w:r>
+        <w:t>Operational requirement 4.1: International relocations route through the global mobility team, not this policy. Secondary control 4.2: Relocation packages are tiered by distance: under 50 miles, 50-500 miles, and over 500 miles.</w:t>
+      </w:r>
+    </w:p>
+    <w:p>
+      <w:pPr>
+        <w:pStyle w:val="ListBullet"/>
+      </w:pPr>
+      <w:r>
+        <w:t>International relocations route through the global mobility team, not this policy.</w:t>
+      </w:r>
+    </w:p>
+    <w:p>
+      <w:pPr>
+        <w:pStyle w:val="ListBullet"/>
+      </w:pPr>
+      <w:r>
+        <w:t>Relocation packages are tiered by distance: under 50 miles, 50-500 miles, and over 500 miles.</w:t>
+      </w:r>
+    </w:p>
+    <w:p>
+      <w:pPr>
+        <w:pStyle w:val="ListBullet"/>
+      </w:pPr>
+      <w:r>
+        <w:t>Section 4 review cadence is tracked by Sam Whitfield under Compensation and Benefits governance.</w:t>
+      </w:r>
+    </w:p>
+    <w:tbl>
+      <w:tblPr>
+        <w:tblStyle w:val="LightGrid-Accent1"/>
+        <w:tblW w:type="auto" w:w="0"/>
+        <w:tblLook w:firstColumn="1" w:firstRow="1" w:lastColumn="0" w:lastRow="0" w:noHBand="0" w:noVBand="1" w:val="04A0"/>
+      </w:tblPr>
+      <w:tblGrid>
+        <w:gridCol w:w="2160"/>
+        <w:gridCol w:w="2160"/>
+        <w:gridCol w:w="2160"/>
+        <w:gridCol w:w="2160"/>
+      </w:tblGrid>
+      <w:tr>
+        <w:tc>
+          <w:tcPr>
+            <w:tcW w:type="dxa" w:w="2160"/>
+          </w:tcPr>
+          <w:p>
+            <w:r>
+              <w:rPr>
+                <w:b/>
+              </w:rPr>
+              <w:t>Control Area</w:t>
+            </w:r>
+          </w:p>
+        </w:tc>
+        <w:tc>
+          <w:tcPr>
+            <w:tcW w:type="dxa" w:w="2160"/>
+          </w:tcPr>
+          <w:p>
+            <w:r>
+              <w:rPr>
+                <w:b/>
+              </w:rPr>
+              <w:t>Owner</w:t>
+            </w:r>
+          </w:p>
+        </w:tc>
+        <w:tc>
+          <w:tcPr>
+            <w:tcW w:type="dxa" w:w="2160"/>
+          </w:tcPr>
+          <w:p>
+            <w:r>
+              <w:rPr>
+                <w:b/>
+              </w:rPr>
+              <w:t>Target SLA</w:t>
+            </w:r>
+          </w:p>
+        </w:tc>
+        <w:tc>
+          <w:tcPr>
+            <w:tcW w:type="dxa" w:w="2160"/>
+          </w:tcPr>
+          <w:p>
+            <w:r>
+              <w:rPr>
+                <w:b/>
+              </w:rPr>
+              <w:t>Verification Status</w:t>
+            </w:r>
+          </w:p>
+        </w:tc>
+      </w:tr>
+      <w:tr>
+        <w:tc>
+          <w:tcPr>
+            <w:tcW w:type="dxa" w:w="2160"/>
+          </w:tcPr>
+          <w:p>
+            <w:r>
+              <w:t>Compensation and Benefits</w:t>
+            </w:r>
+          </w:p>
+        </w:tc>
+        <w:tc>
+          <w:tcPr>
+            <w:tcW w:type="dxa" w:w="2160"/>
+          </w:tcPr>
+          <w:p>
+            <w:r>
+              <w:t>Sam Whitfield</w:t>
+            </w:r>
+          </w:p>
+        </w:tc>
+        <w:tc>
+          <w:tcPr>
+            <w:tcW w:type="dxa" w:w="2160"/>
+          </w:tcPr>
+          <w:p>
+            <w:r>
+              <w:t>5 business days</w:t>
+            </w:r>
+          </w:p>
+        </w:tc>
+        <w:tc>
+          <w:tcPr>
+            <w:tcW w:type="dxa" w:w="2160"/>
+          </w:tcPr>
+          <w:p>
+            <w:r>
+              <w:t>Verified</w:t>
+            </w:r>
+          </w:p>
+        </w:tc>
+      </w:tr>
+      <w:tr>
+        <w:tc>
+          <w:tcPr>
+            <w:tcW w:type="dxa" w:w="2160"/>
+          </w:tcPr>
+          <w:p>
+            <w:r>
+              <w:t>Relocation Assistance Policy Gate 1</w:t>
+            </w:r>
+          </w:p>
+        </w:tc>
+        <w:tc>
+          <w:tcPr>
+            <w:tcW w:type="dxa" w:w="2160"/>
+          </w:tcPr>
+          <w:p>
+            <w:r>
+              <w:t>Sam Whitfield</w:t>
+            </w:r>
+          </w:p>
+        </w:tc>
+        <w:tc>
+          <w:tcPr>
+            <w:tcW w:type="dxa" w:w="2160"/>
+          </w:tcPr>
+          <w:p>
+            <w:r>
+              <w:t>3 business days</w:t>
+            </w:r>
+          </w:p>
+        </w:tc>
+        <w:tc>
+          <w:tcPr>
+            <w:tcW w:type="dxa" w:w="2160"/>
+          </w:tcPr>
+          <w:p>
+            <w:r>
+              <w:t>Active</w:t>
+            </w:r>
+          </w:p>
+        </w:tc>
+      </w:tr>
+      <w:tr>
+        <w:tc>
+          <w:tcPr>
+            <w:tcW w:type="dxa" w:w="2160"/>
+          </w:tcPr>
+          <w:p>
+            <w:r>
+              <w:t>Relocation Assistance Policy Gate 2</w:t>
+            </w:r>
+          </w:p>
+        </w:tc>
+        <w:tc>
+          <w:tcPr>
+            <w:tcW w:type="dxa" w:w="2160"/>
+          </w:tcPr>
+          <w:p>
+            <w:r>
+              <w:t>Sam Whitfield</w:t>
+            </w:r>
+          </w:p>
+        </w:tc>
+        <w:tc>
+          <w:tcPr>
+            <w:tcW w:type="dxa" w:w="2160"/>
+          </w:tcPr>
+          <w:p>
+            <w:r>
+              <w:t>10 business days</w:t>
+            </w:r>
+          </w:p>
+        </w:tc>
+        <w:tc>
+          <w:tcPr>
+            <w:tcW w:type="dxa" w:w="2160"/>
+          </w:tcPr>
+          <w:p>
+            <w:r>
+              <w:t>Monitored</w:t>
+            </w:r>
+          </w:p>
+        </w:tc>
+      </w:tr>
+      <w:tr>
+        <w:tc>
+          <w:tcPr>
+            <w:tcW w:type="dxa" w:w="2160"/>
+          </w:tcPr>
+          <w:p>
+            <w:r>
+              <w:t>Sec-4</w:t>
+            </w:r>
+          </w:p>
+        </w:tc>
+        <w:tc>
+          <w:tcPr>
+            <w:tcW w:type="dxa" w:w="2160"/>
+          </w:tcPr>
+          <w:p>
+            <w:r>
+              <w:t>Sam Whitfield</w:t>
+            </w:r>
+          </w:p>
+        </w:tc>
+        <w:tc>
+          <w:tcPr>
+            <w:tcW w:type="dxa" w:w="2160"/>
+          </w:tcPr>
+          <w:p>
+            <w:r>
+              <w:t>5 business days</w:t>
+            </w:r>
+          </w:p>
+        </w:tc>
+        <w:tc>
+          <w:tcPr>
+            <w:tcW w:type="dxa" w:w="2160"/>
+          </w:tcPr>
+          <w:p>
+            <w:r>
+              <w:t>Stage 4 Verified</w:t>
+            </w:r>
+          </w:p>
+        </w:tc>
+      </w:tr>
+    </w:tbl>
+    <w:p>
+      <w:r>
+        <w:drawing>
+          <wp:inline xmlns:a="http://schemas.openxmlformats.org/drawingml/2006/main" xmlns:pic="http://schemas.openxmlformats.org/drawingml/2006/picture">
+            <wp:extent cx="5303520" cy="1744579"/>
+            <wp:docPr id="2" name="Picture 2"/>
+            <wp:cNvGraphicFramePr>
+              <a:graphicFrameLocks noChangeAspect="1"/>
+            </wp:cNvGraphicFramePr>
+            <a:graphic>
+              <a:graphicData uri="http://schemas.openxmlformats.org/drawingml/2006/picture">
+                <pic:pic>
+                  <pic:nvPicPr>
+                    <pic:cNvPr id="0" name="image.png"/>
+                    <pic:cNvPicPr/>
+                  </pic:nvPicPr>
+                  <pic:blipFill>
+                    <a:blip r:embed="rId10"/>
+                    <a:stretch>
+                      <a:fillRect/>
+                    </a:stretch>
+                  </pic:blipFill>
+                  <pic:spPr>
+                    <a:xfrm>
+                      <a:off x="0" y="0"/>
+                      <a:ext cx="5303520" cy="1744579"/>
+                    </a:xfrm>
+                    <a:prstGeom prst="rect"/>
+                  </pic:spPr>
+                </pic:pic>
+              </a:graphicData>
+            </a:graphic>
+          </wp:inline>
+        </w:drawing>
+      </w:r>
+    </w:p>
+    <w:p>
+      <w:r>
+        <w:rPr>
+          <w:color w:val="808080"/>
+          <w:sz w:val="16"/>
+        </w:rPr>
+        <w:t>Page 4 of 12 | HR Knowledge Hub | Compensation and Benefits | SharePoint Online</w:t>
+      </w:r>
+    </w:p>
+    <w:p>
+      <w:r>
+        <w:br w:type="page"/>
+      </w:r>
+    </w:p>
+    <w:p>
+      <w:pPr>
+        <w:pStyle w:val="Heading1"/>
+      </w:pPr>
+      <w:r>
+        <w:t>Section 5: Roles, Responsibilities &amp; RACI</w:t>
+      </w:r>
+    </w:p>
+    <w:p>
+      <w:r>
+        <w:t>Covers eligibility, reimbursable expenses, and repayment terms for employees relocating for a new role. Section 5 (Roles, Responsibilities &amp; RACI) applies to Compensation and Benefits within HR Knowledge Hub and is maintained by Sam Whitfield. Clarifies ownership across accountable executives, operational leads, and reviewers.</w:t>
+      </w:r>
+    </w:p>
+    <w:p>
+      <w:r>
+        <w:t>Operational requirement 5.1: Relocation packages are tiered by distance: under 50 miles, 50-500 miles, and over 500 miles. Secondary control 5.2: Covered expenses include moving company costs, temporary housing up to 30 days, and one house-hunting trip.</w:t>
+      </w:r>
+    </w:p>
+    <w:p>
+      <w:pPr>
+        <w:pStyle w:val="ListBullet"/>
+      </w:pPr>
+      <w:r>
+        <w:t>Relocation packages are tiered by distance: under 50 miles, 50-500 miles, and over 500 miles.</w:t>
+      </w:r>
+    </w:p>
+    <w:p>
+      <w:pPr>
+        <w:pStyle w:val="ListBullet"/>
+      </w:pPr>
+      <w:r>
+        <w:t>Covered expenses include moving company costs, temporary housing up to 30 days, and one house-hunting trip.</w:t>
+      </w:r>
+    </w:p>
+    <w:p>
+      <w:pPr>
+        <w:pStyle w:val="ListBullet"/>
+      </w:pPr>
+      <w:r>
+        <w:t>Section 5 review cadence is tracked by Sam Whitfield under Compensation and Benefits governance.</w:t>
+      </w:r>
+    </w:p>
+    <w:tbl>
+      <w:tblPr>
+        <w:tblStyle w:val="LightGrid-Accent1"/>
+        <w:tblW w:type="auto" w:w="0"/>
+        <w:tblLook w:firstColumn="1" w:firstRow="1" w:lastColumn="0" w:lastRow="0" w:noHBand="0" w:noVBand="1" w:val="04A0"/>
+      </w:tblPr>
+      <w:tblGrid>
+        <w:gridCol w:w="2160"/>
+        <w:gridCol w:w="2160"/>
+        <w:gridCol w:w="2160"/>
+        <w:gridCol w:w="2160"/>
+      </w:tblGrid>
+      <w:tr>
+        <w:tc>
+          <w:tcPr>
+            <w:tcW w:type="dxa" w:w="2160"/>
+          </w:tcPr>
+          <w:p>
+            <w:r>
+              <w:rPr>
+                <w:b/>
+              </w:rPr>
+              <w:t>Control Area</w:t>
+            </w:r>
+          </w:p>
+        </w:tc>
+        <w:tc>
+          <w:tcPr>
+            <w:tcW w:type="dxa" w:w="2160"/>
+          </w:tcPr>
+          <w:p>
+            <w:r>
+              <w:rPr>
+                <w:b/>
+              </w:rPr>
+              <w:t>Owner</w:t>
+            </w:r>
+          </w:p>
+        </w:tc>
+        <w:tc>
+          <w:tcPr>
+            <w:tcW w:type="dxa" w:w="2160"/>
+          </w:tcPr>
+          <w:p>
+            <w:r>
+              <w:rPr>
+                <w:b/>
+              </w:rPr>
+              <w:t>Target SLA</w:t>
+            </w:r>
+          </w:p>
+        </w:tc>
+        <w:tc>
+          <w:tcPr>
+            <w:tcW w:type="dxa" w:w="2160"/>
+          </w:tcPr>
+          <w:p>
+            <w:r>
+              <w:rPr>
+                <w:b/>
+              </w:rPr>
+              <w:t>Verification Status</w:t>
+            </w:r>
+          </w:p>
+        </w:tc>
+      </w:tr>
+      <w:tr>
+        <w:tc>
+          <w:tcPr>
+            <w:tcW w:type="dxa" w:w="2160"/>
+          </w:tcPr>
+          <w:p>
+            <w:r>
+              <w:t>Compensation and Benefits</w:t>
+            </w:r>
+          </w:p>
+        </w:tc>
+        <w:tc>
+          <w:tcPr>
+            <w:tcW w:type="dxa" w:w="2160"/>
+          </w:tcPr>
+          <w:p>
+            <w:r>
+              <w:t>Sam Whitfield</w:t>
+            </w:r>
+          </w:p>
+        </w:tc>
+        <w:tc>
+          <w:tcPr>
+            <w:tcW w:type="dxa" w:w="2160"/>
+          </w:tcPr>
+          <w:p>
+            <w:r>
+              <w:t>5 business days</w:t>
+            </w:r>
+          </w:p>
+        </w:tc>
+        <w:tc>
+          <w:tcPr>
+            <w:tcW w:type="dxa" w:w="2160"/>
+          </w:tcPr>
+          <w:p>
+            <w:r>
+              <w:t>Verified</w:t>
+            </w:r>
+          </w:p>
+        </w:tc>
+      </w:tr>
+      <w:tr>
+        <w:tc>
+          <w:tcPr>
+            <w:tcW w:type="dxa" w:w="2160"/>
+          </w:tcPr>
+          <w:p>
+            <w:r>
+              <w:t>Relocation Assistance Policy Gate 1</w:t>
+            </w:r>
+          </w:p>
+        </w:tc>
+        <w:tc>
+          <w:tcPr>
+            <w:tcW w:type="dxa" w:w="2160"/>
+          </w:tcPr>
+          <w:p>
+            <w:r>
+              <w:t>Sam Whitfield</w:t>
+            </w:r>
+          </w:p>
+        </w:tc>
+        <w:tc>
+          <w:tcPr>
+            <w:tcW w:type="dxa" w:w="2160"/>
+          </w:tcPr>
+          <w:p>
+            <w:r>
+              <w:t>3 business days</w:t>
+            </w:r>
+          </w:p>
+        </w:tc>
+        <w:tc>
+          <w:tcPr>
+            <w:tcW w:type="dxa" w:w="2160"/>
+          </w:tcPr>
+          <w:p>
+            <w:r>
+              <w:t>Active</w:t>
+            </w:r>
+          </w:p>
+        </w:tc>
+      </w:tr>
+      <w:tr>
+        <w:tc>
+          <w:tcPr>
+            <w:tcW w:type="dxa" w:w="2160"/>
+          </w:tcPr>
+          <w:p>
+            <w:r>
+              <w:t>Relocation Assistance Policy Gate 2</w:t>
+            </w:r>
+          </w:p>
+        </w:tc>
+        <w:tc>
+          <w:tcPr>
+            <w:tcW w:type="dxa" w:w="2160"/>
+          </w:tcPr>
+          <w:p>
+            <w:r>
+              <w:t>Sam Whitfield</w:t>
+            </w:r>
+          </w:p>
+        </w:tc>
+        <w:tc>
+          <w:tcPr>
+            <w:tcW w:type="dxa" w:w="2160"/>
+          </w:tcPr>
+          <w:p>
+            <w:r>
+              <w:t>10 business days</w:t>
+            </w:r>
+          </w:p>
+        </w:tc>
+        <w:tc>
+          <w:tcPr>
+            <w:tcW w:type="dxa" w:w="2160"/>
+          </w:tcPr>
+          <w:p>
+            <w:r>
+              <w:t>Monitored</w:t>
+            </w:r>
+          </w:p>
+        </w:tc>
+      </w:tr>
+      <w:tr>
+        <w:tc>
+          <w:tcPr>
+            <w:tcW w:type="dxa" w:w="2160"/>
+          </w:tcPr>
+          <w:p>
+            <w:r>
+              <w:t>Sec-5</w:t>
+            </w:r>
+          </w:p>
+        </w:tc>
+        <w:tc>
+          <w:tcPr>
+            <w:tcW w:type="dxa" w:w="2160"/>
+          </w:tcPr>
+          <w:p>
+            <w:r>
+              <w:t>Sam Whitfield</w:t>
+            </w:r>
+          </w:p>
+        </w:tc>
+        <w:tc>
+          <w:tcPr>
+            <w:tcW w:type="dxa" w:w="2160"/>
+          </w:tcPr>
+          <w:p>
+            <w:r>
+              <w:t>3 business days</w:t>
+            </w:r>
+          </w:p>
+        </w:tc>
+        <w:tc>
+          <w:tcPr>
+            <w:tcW w:type="dxa" w:w="2160"/>
+          </w:tcPr>
+          <w:p>
+            <w:r>
+              <w:t>Stage 5 Verified</w:t>
+            </w:r>
+          </w:p>
+        </w:tc>
+      </w:tr>
+    </w:tbl>
+    <w:p>
+      <w:r>
+        <w:rPr>
+          <w:color w:val="808080"/>
+          <w:sz w:val="16"/>
+        </w:rPr>
+        <w:t>Page 5 of 12 | HR Knowledge Hub | Compensation and Benefits | SharePoint Online</w:t>
+      </w:r>
+    </w:p>
+    <w:p>
+      <w:r>
+        <w:br w:type="page"/>
+      </w:r>
+    </w:p>
+    <w:p>
+      <w:pPr>
+        <w:pStyle w:val="Heading1"/>
+      </w:pPr>
+      <w:r>
+        <w:t>Section 6: Standard Operating Procedures</w:t>
+      </w:r>
+    </w:p>
+    <w:p>
+      <w:r>
+        <w:t>Covers eligibility, reimbursable expenses, and repayment terms for employees relocating for a new role. Section 6 (Standard Operating Procedures) applies to Compensation and Benefits within HR Knowledge Hub and is maintained by Sam Whitfield. Provides step-by-step execution checklists, intake criteria, and verification gates.</w:t>
+      </w:r>
+    </w:p>
+    <w:p>
+      <w:r>
+        <w:t>Operational requirement 6.1: Covered expenses include moving company costs, temporary housing up to 30 days, and one house-hunting trip. Secondary control 6.2: Relocation assistance must be repaid in full if the employee resigns within 12 months.</w:t>
+      </w:r>
+    </w:p>
+    <w:p>
+      <w:pPr>
+        <w:pStyle w:val="ListBullet"/>
+      </w:pPr>
+      <w:r>
+        <w:t>Covered expenses include moving company costs, temporary housing up to 30 days, and one house-hunting trip.</w:t>
+      </w:r>
+    </w:p>
+    <w:p>
+      <w:pPr>
+        <w:pStyle w:val="ListBullet"/>
+      </w:pPr>
+      <w:r>
+        <w:t>Relocation assistance must be repaid in full if the employee resigns within 12 months.</w:t>
+      </w:r>
+    </w:p>
+    <w:p>
+      <w:pPr>
+        <w:pStyle w:val="ListBullet"/>
+      </w:pPr>
+      <w:r>
+        <w:t>Section 6 review cadence is tracked by Sam Whitfield under Compensation and Benefits governance.</w:t>
+      </w:r>
+    </w:p>
+    <w:tbl>
+      <w:tblPr>
+        <w:tblStyle w:val="LightGrid-Accent1"/>
+        <w:tblW w:type="auto" w:w="0"/>
+        <w:tblLook w:firstColumn="1" w:firstRow="1" w:lastColumn="0" w:lastRow="0" w:noHBand="0" w:noVBand="1" w:val="04A0"/>
+      </w:tblPr>
+      <w:tblGrid>
+        <w:gridCol w:w="2160"/>
+        <w:gridCol w:w="2160"/>
+        <w:gridCol w:w="2160"/>
+        <w:gridCol w:w="2160"/>
+      </w:tblGrid>
+      <w:tr>
+        <w:tc>
+          <w:tcPr>
+            <w:tcW w:type="dxa" w:w="2160"/>
+          </w:tcPr>
+          <w:p>
+            <w:r>
+              <w:rPr>
+                <w:b/>
+              </w:rPr>
+              <w:t>Control Area</w:t>
+            </w:r>
+          </w:p>
+        </w:tc>
+        <w:tc>
+          <w:tcPr>
+            <w:tcW w:type="dxa" w:w="2160"/>
+          </w:tcPr>
+          <w:p>
+            <w:r>
+              <w:rPr>
+                <w:b/>
+              </w:rPr>
+              <w:t>Owner</w:t>
+            </w:r>
+          </w:p>
+        </w:tc>
+        <w:tc>
+          <w:tcPr>
+            <w:tcW w:type="dxa" w:w="2160"/>
+          </w:tcPr>
+          <w:p>
+            <w:r>
+              <w:rPr>
+                <w:b/>
+              </w:rPr>
+              <w:t>Target SLA</w:t>
+            </w:r>
+          </w:p>
+        </w:tc>
+        <w:tc>
+          <w:tcPr>
+            <w:tcW w:type="dxa" w:w="2160"/>
+          </w:tcPr>
+          <w:p>
+            <w:r>
+              <w:rPr>
+                <w:b/>
+              </w:rPr>
+              <w:t>Verification Status</w:t>
+            </w:r>
+          </w:p>
+        </w:tc>
+      </w:tr>
+      <w:tr>
+        <w:tc>
+          <w:tcPr>
+            <w:tcW w:type="dxa" w:w="2160"/>
+          </w:tcPr>
+          <w:p>
+            <w:r>
+              <w:t>Compensation and Benefits</w:t>
+            </w:r>
+          </w:p>
+        </w:tc>
+        <w:tc>
+          <w:tcPr>
+            <w:tcW w:type="dxa" w:w="2160"/>
+          </w:tcPr>
+          <w:p>
+            <w:r>
+              <w:t>Sam Whitfield</w:t>
+            </w:r>
+          </w:p>
+        </w:tc>
+        <w:tc>
+          <w:tcPr>
+            <w:tcW w:type="dxa" w:w="2160"/>
+          </w:tcPr>
+          <w:p>
+            <w:r>
+              <w:t>5 business days</w:t>
+            </w:r>
+          </w:p>
+        </w:tc>
+        <w:tc>
+          <w:tcPr>
+            <w:tcW w:type="dxa" w:w="2160"/>
+          </w:tcPr>
+          <w:p>
+            <w:r>
+              <w:t>Verified</w:t>
+            </w:r>
+          </w:p>
+        </w:tc>
+      </w:tr>
+      <w:tr>
+        <w:tc>
+          <w:tcPr>
+            <w:tcW w:type="dxa" w:w="2160"/>
+          </w:tcPr>
+          <w:p>
+            <w:r>
+              <w:t>Relocation Assistance Policy Gate 1</w:t>
+            </w:r>
+          </w:p>
+        </w:tc>
+        <w:tc>
+          <w:tcPr>
+            <w:tcW w:type="dxa" w:w="2160"/>
+          </w:tcPr>
+          <w:p>
+            <w:r>
+              <w:t>Sam Whitfield</w:t>
+            </w:r>
+          </w:p>
+        </w:tc>
+        <w:tc>
+          <w:tcPr>
+            <w:tcW w:type="dxa" w:w="2160"/>
+          </w:tcPr>
+          <w:p>
+            <w:r>
+              <w:t>3 business days</w:t>
+            </w:r>
+          </w:p>
+        </w:tc>
+        <w:tc>
+          <w:tcPr>
+            <w:tcW w:type="dxa" w:w="2160"/>
+          </w:tcPr>
+          <w:p>
+            <w:r>
+              <w:t>Active</w:t>
+            </w:r>
+          </w:p>
+        </w:tc>
+      </w:tr>
+      <w:tr>
+        <w:tc>
+          <w:tcPr>
+            <w:tcW w:type="dxa" w:w="2160"/>
+          </w:tcPr>
+          <w:p>
+            <w:r>
+              <w:t>Relocation Assistance Policy Gate 2</w:t>
+            </w:r>
+          </w:p>
+        </w:tc>
+        <w:tc>
+          <w:tcPr>
+            <w:tcW w:type="dxa" w:w="2160"/>
+          </w:tcPr>
+          <w:p>
+            <w:r>
+              <w:t>Sam Whitfield</w:t>
+            </w:r>
+          </w:p>
+        </w:tc>
+        <w:tc>
+          <w:tcPr>
+            <w:tcW w:type="dxa" w:w="2160"/>
+          </w:tcPr>
+          <w:p>
+            <w:r>
+              <w:t>10 business days</w:t>
+            </w:r>
+          </w:p>
+        </w:tc>
+        <w:tc>
+          <w:tcPr>
+            <w:tcW w:type="dxa" w:w="2160"/>
+          </w:tcPr>
+          <w:p>
+            <w:r>
+              <w:t>Monitored</w:t>
+            </w:r>
+          </w:p>
+        </w:tc>
+      </w:tr>
+      <w:tr>
+        <w:tc>
+          <w:tcPr>
+            <w:tcW w:type="dxa" w:w="2160"/>
+          </w:tcPr>
+          <w:p>
+            <w:r>
+              <w:t>Sec-6</w:t>
+            </w:r>
+          </w:p>
+        </w:tc>
+        <w:tc>
+          <w:tcPr>
+            <w:tcW w:type="dxa" w:w="2160"/>
+          </w:tcPr>
+          <w:p>
+            <w:r>
+              <w:t>Sam Whitfield</w:t>
+            </w:r>
+          </w:p>
+        </w:tc>
+        <w:tc>
+          <w:tcPr>
+            <w:tcW w:type="dxa" w:w="2160"/>
+          </w:tcPr>
+          <w:p>
+            <w:r>
+              <w:t>10 business days</w:t>
+            </w:r>
+          </w:p>
+        </w:tc>
+        <w:tc>
+          <w:tcPr>
+            <w:tcW w:type="dxa" w:w="2160"/>
+          </w:tcPr>
+          <w:p>
+            <w:r>
+              <w:t>Stage 6 Verified</w:t>
+            </w:r>
+          </w:p>
+        </w:tc>
+      </w:tr>
+    </w:tbl>
+    <w:p>
+      <w:r>
+        <w:drawing>
+          <wp:inline xmlns:a="http://schemas.openxmlformats.org/drawingml/2006/main" xmlns:pic="http://schemas.openxmlformats.org/drawingml/2006/picture">
+            <wp:extent cx="5303520" cy="1744579"/>
+            <wp:docPr id="3" name="Picture 3"/>
+            <wp:cNvGraphicFramePr>
+              <a:graphicFrameLocks noChangeAspect="1"/>
+            </wp:cNvGraphicFramePr>
+            <a:graphic>
+              <a:graphicData uri="http://schemas.openxmlformats.org/drawingml/2006/picture">
+                <pic:pic>
+                  <pic:nvPicPr>
+                    <pic:cNvPr id="0" name="image.png"/>
+                    <pic:cNvPicPr/>
+                  </pic:nvPicPr>
+                  <pic:blipFill>
+                    <a:blip r:embed="rId9"/>
+                    <a:stretch>
+                      <a:fillRect/>
+                    </a:stretch>
+                  </pic:blipFill>
+                  <pic:spPr>
+                    <a:xfrm>
+                      <a:off x="0" y="0"/>
+                      <a:ext cx="5303520" cy="1744579"/>
+                    </a:xfrm>
+                    <a:prstGeom prst="rect"/>
+                  </pic:spPr>
+                </pic:pic>
+              </a:graphicData>
+            </a:graphic>
+          </wp:inline>
+        </w:drawing>
+      </w:r>
+    </w:p>
+    <w:p>
+      <w:r>
+        <w:rPr>
+          <w:color w:val="808080"/>
+          <w:sz w:val="16"/>
+        </w:rPr>
+        <w:t>Page 6 of 12 | HR Knowledge Hub | Compensation and Benefits | SharePoint Online</w:t>
+      </w:r>
+    </w:p>
+    <w:p>
+      <w:r>
+        <w:br w:type="page"/>
+      </w:r>
+    </w:p>
+    <w:p>
+      <w:pPr>
+        <w:pStyle w:val="Heading1"/>
+      </w:pPr>
+      <w:r>
+        <w:t>Section 7: Risk Register &amp; Mitigations</w:t>
+      </w:r>
+    </w:p>
+    <w:p>
+      <w:r>
+        <w:t>Covers eligibility, reimbursable expenses, and repayment terms for employees relocating for a new role. Section 7 (Risk Register &amp; Mitigations) applies to Compensation and Benefits within HR Knowledge Hub and is maintained by Sam Whitfield. Catalogs operational, compliance, and delivery risks alongside preventive mitigations.</w:t>
+      </w:r>
+    </w:p>
+    <w:p>
+      <w:r>
+        <w:t>Operational requirement 7.1: Relocation assistance must be repaid in full if the employee resigns within 12 months. Secondary control 7.2: International relocations route through the global mobility team, not this policy.</w:t>
+      </w:r>
+    </w:p>
+    <w:p>
+      <w:pPr>
+        <w:pStyle w:val="ListBullet"/>
+      </w:pPr>
+      <w:r>
+        <w:t>Relocation assistance must be repaid in full if the employee resigns within 12 months.</w:t>
+      </w:r>
+    </w:p>
+    <w:p>
+      <w:pPr>
+        <w:pStyle w:val="ListBullet"/>
+      </w:pPr>
+      <w:r>
+        <w:t>International relocations route through the global mobility team, not this policy.</w:t>
+      </w:r>
+    </w:p>
+    <w:p>
+      <w:pPr>
+        <w:pStyle w:val="ListBullet"/>
+      </w:pPr>
+      <w:r>
+        <w:t>Section 7 review cadence is tracked by Sam Whitfield under Compensation and Benefits governance.</w:t>
+      </w:r>
+    </w:p>
+    <w:tbl>
+      <w:tblPr>
+        <w:tblStyle w:val="LightGrid-Accent1"/>
+        <w:tblW w:type="auto" w:w="0"/>
+        <w:tblLook w:firstColumn="1" w:firstRow="1" w:lastColumn="0" w:lastRow="0" w:noHBand="0" w:noVBand="1" w:val="04A0"/>
+      </w:tblPr>
+      <w:tblGrid>
+        <w:gridCol w:w="2160"/>
+        <w:gridCol w:w="2160"/>
+        <w:gridCol w:w="2160"/>
+        <w:gridCol w:w="2160"/>
+      </w:tblGrid>
+      <w:tr>
+        <w:tc>
+          <w:tcPr>
+            <w:tcW w:type="dxa" w:w="2160"/>
+          </w:tcPr>
+          <w:p>
+            <w:r>
+              <w:rPr>
+                <w:b/>
+              </w:rPr>
+              <w:t>Control Area</w:t>
+            </w:r>
+          </w:p>
+        </w:tc>
+        <w:tc>
+          <w:tcPr>
+            <w:tcW w:type="dxa" w:w="2160"/>
+          </w:tcPr>
+          <w:p>
+            <w:r>
+              <w:rPr>
+                <w:b/>
+              </w:rPr>
+              <w:t>Owner</w:t>
+            </w:r>
+          </w:p>
+        </w:tc>
+        <w:tc>
+          <w:tcPr>
+            <w:tcW w:type="dxa" w:w="2160"/>
+          </w:tcPr>
+          <w:p>
+            <w:r>
+              <w:rPr>
+                <w:b/>
+              </w:rPr>
+              <w:t>Target SLA</w:t>
+            </w:r>
+          </w:p>
+        </w:tc>
+        <w:tc>
+          <w:tcPr>
+            <w:tcW w:type="dxa" w:w="2160"/>
+          </w:tcPr>
+          <w:p>
+            <w:r>
+              <w:rPr>
+                <w:b/>
+              </w:rPr>
+              <w:t>Verification Status</w:t>
+            </w:r>
+          </w:p>
+        </w:tc>
+      </w:tr>
+      <w:tr>
+        <w:tc>
+          <w:tcPr>
+            <w:tcW w:type="dxa" w:w="2160"/>
+          </w:tcPr>
+          <w:p>
+            <w:r>
+              <w:t>Compensation and Benefits</w:t>
+            </w:r>
+          </w:p>
+        </w:tc>
+        <w:tc>
+          <w:tcPr>
+            <w:tcW w:type="dxa" w:w="2160"/>
+          </w:tcPr>
+          <w:p>
+            <w:r>
+              <w:t>Sam Whitfield</w:t>
+            </w:r>
+          </w:p>
+        </w:tc>
+        <w:tc>
+          <w:tcPr>
+            <w:tcW w:type="dxa" w:w="2160"/>
+          </w:tcPr>
+          <w:p>
+            <w:r>
+              <w:t>5 business days</w:t>
+            </w:r>
+          </w:p>
+        </w:tc>
+        <w:tc>
+          <w:tcPr>
+            <w:tcW w:type="dxa" w:w="2160"/>
+          </w:tcPr>
+          <w:p>
+            <w:r>
+              <w:t>Verified</w:t>
+            </w:r>
+          </w:p>
+        </w:tc>
+      </w:tr>
+      <w:tr>
+        <w:tc>
+          <w:tcPr>
+            <w:tcW w:type="dxa" w:w="2160"/>
+          </w:tcPr>
+          <w:p>
+            <w:r>
+              <w:t>Relocation Assistance Policy Gate 1</w:t>
+            </w:r>
+          </w:p>
+        </w:tc>
+        <w:tc>
+          <w:tcPr>
+            <w:tcW w:type="dxa" w:w="2160"/>
+          </w:tcPr>
+          <w:p>
+            <w:r>
+              <w:t>Sam Whitfield</w:t>
+            </w:r>
+          </w:p>
+        </w:tc>
+        <w:tc>
+          <w:tcPr>
+            <w:tcW w:type="dxa" w:w="2160"/>
+          </w:tcPr>
+          <w:p>
+            <w:r>
+              <w:t>3 business days</w:t>
+            </w:r>
+          </w:p>
+        </w:tc>
+        <w:tc>
+          <w:tcPr>
+            <w:tcW w:type="dxa" w:w="2160"/>
+          </w:tcPr>
+          <w:p>
+            <w:r>
+              <w:t>Active</w:t>
+            </w:r>
+          </w:p>
+        </w:tc>
+      </w:tr>
+      <w:tr>
+        <w:tc>
+          <w:tcPr>
+            <w:tcW w:type="dxa" w:w="2160"/>
+          </w:tcPr>
+          <w:p>
+            <w:r>
+              <w:t>Relocation Assistance Policy Gate 2</w:t>
+            </w:r>
+          </w:p>
+        </w:tc>
+        <w:tc>
+          <w:tcPr>
+            <w:tcW w:type="dxa" w:w="2160"/>
+          </w:tcPr>
+          <w:p>
+            <w:r>
+              <w:t>Sam Whitfield</w:t>
+            </w:r>
+          </w:p>
+        </w:tc>
+        <w:tc>
+          <w:tcPr>
+            <w:tcW w:type="dxa" w:w="2160"/>
+          </w:tcPr>
+          <w:p>
+            <w:r>
+              <w:t>10 business days</w:t>
+            </w:r>
+          </w:p>
+        </w:tc>
+        <w:tc>
+          <w:tcPr>
+            <w:tcW w:type="dxa" w:w="2160"/>
+          </w:tcPr>
+          <w:p>
+            <w:r>
+              <w:t>Monitored</w:t>
+            </w:r>
+          </w:p>
+        </w:tc>
+      </w:tr>
+      <w:tr>
+        <w:tc>
+          <w:tcPr>
+            <w:tcW w:type="dxa" w:w="2160"/>
+          </w:tcPr>
+          <w:p>
+            <w:r>
+              <w:t>Sec-7</w:t>
+            </w:r>
+          </w:p>
+        </w:tc>
+        <w:tc>
+          <w:tcPr>
+            <w:tcW w:type="dxa" w:w="2160"/>
+          </w:tcPr>
+          <w:p>
+            <w:r>
+              <w:t>Sam Whitfield</w:t>
+            </w:r>
+          </w:p>
+        </w:tc>
+        <w:tc>
+          <w:tcPr>
+            <w:tcW w:type="dxa" w:w="2160"/>
+          </w:tcPr>
+          <w:p>
+            <w:r>
+              <w:t>5 business days</w:t>
+            </w:r>
+          </w:p>
+        </w:tc>
+        <w:tc>
+          <w:tcPr>
+            <w:tcW w:type="dxa" w:w="2160"/>
+          </w:tcPr>
+          <w:p>
+            <w:r>
+              <w:t>Stage 7 Verified</w:t>
+            </w:r>
+          </w:p>
+        </w:tc>
+      </w:tr>
+    </w:tbl>
+    <w:p>
+      <w:r>
+        <w:rPr>
+          <w:color w:val="808080"/>
+          <w:sz w:val="16"/>
+        </w:rPr>
+        <w:t>Page 7 of 12 | HR Knowledge Hub | Compensation and Benefits | SharePoint Online</w:t>
+      </w:r>
+    </w:p>
+    <w:p>
+      <w:r>
+        <w:br w:type="page"/>
+      </w:r>
+    </w:p>
+    <w:p>
+      <w:pPr>
+        <w:pStyle w:val="Heading1"/>
+      </w:pPr>
+      <w:r>
+        <w:t>Section 8: Quality Assurance &amp; Audits</w:t>
+      </w:r>
+    </w:p>
+    <w:p>
+      <w:r>
+        <w:t>Covers eligibility, reimbursable expenses, and repayment terms for employees relocating for a new role. Section 8 (Quality Assurance &amp; Audits) applies to Compensation and Benefits within HR Knowledge Hub and is maintained by Sam Whitfield. Specifies sampling frequencies, inspection tolerances, and nonconformance workflows.</w:t>
+      </w:r>
+    </w:p>
+    <w:p>
+      <w:r>
+        <w:t>Operational requirement 8.1: International relocations route through the global mobility team, not this policy. Secondary control 8.2: Relocation packages are tiered by distance: under 50 miles, 50-500 miles, and over 500 miles.</w:t>
+      </w:r>
+    </w:p>
+    <w:p>
+      <w:pPr>
+        <w:pStyle w:val="ListBullet"/>
+      </w:pPr>
+      <w:r>
+        <w:t>International relocations route through the global mobility team, not this policy.</w:t>
+      </w:r>
+    </w:p>
+    <w:p>
+      <w:pPr>
+        <w:pStyle w:val="ListBullet"/>
+      </w:pPr>
+      <w:r>
+        <w:t>Relocation packages are tiered by distance: under 50 miles, 50-500 miles, and over 500 miles.</w:t>
+      </w:r>
+    </w:p>
+    <w:p>
+      <w:pPr>
+        <w:pStyle w:val="ListBullet"/>
+      </w:pPr>
+      <w:r>
+        <w:t>Section 8 review cadence is tracked by Sam Whitfield under Compensation and Benefits governance.</w:t>
+      </w:r>
+    </w:p>
+    <w:tbl>
+      <w:tblPr>
+        <w:tblStyle w:val="LightGrid-Accent1"/>
+        <w:tblW w:type="auto" w:w="0"/>
+        <w:tblLook w:firstColumn="1" w:firstRow="1" w:lastColumn="0" w:lastRow="0" w:noHBand="0" w:noVBand="1" w:val="04A0"/>
+      </w:tblPr>
+      <w:tblGrid>
+        <w:gridCol w:w="2160"/>
+        <w:gridCol w:w="2160"/>
+        <w:gridCol w:w="2160"/>
+        <w:gridCol w:w="2160"/>
+      </w:tblGrid>
+      <w:tr>
+        <w:tc>
+          <w:tcPr>
+            <w:tcW w:type="dxa" w:w="2160"/>
+          </w:tcPr>
+          <w:p>
+            <w:r>
+              <w:rPr>
+                <w:b/>
+              </w:rPr>
+              <w:t>Control Area</w:t>
+            </w:r>
+          </w:p>
+        </w:tc>
+        <w:tc>
+          <w:tcPr>
+            <w:tcW w:type="dxa" w:w="2160"/>
+          </w:tcPr>
+          <w:p>
+            <w:r>
+              <w:rPr>
+                <w:b/>
+              </w:rPr>
+              <w:t>Owner</w:t>
+            </w:r>
+          </w:p>
+        </w:tc>
+        <w:tc>
+          <w:tcPr>
+            <w:tcW w:type="dxa" w:w="2160"/>
+          </w:tcPr>
+          <w:p>
+            <w:r>
+              <w:rPr>
+                <w:b/>
+              </w:rPr>
+              <w:t>Target SLA</w:t>
+            </w:r>
+          </w:p>
+        </w:tc>
+        <w:tc>
+          <w:tcPr>
+            <w:tcW w:type="dxa" w:w="2160"/>
+          </w:tcPr>
+          <w:p>
+            <w:r>
+              <w:rPr>
+                <w:b/>
+              </w:rPr>
+              <w:t>Verification Status</w:t>
+            </w:r>
+          </w:p>
+        </w:tc>
+      </w:tr>
+      <w:tr>
+        <w:tc>
+          <w:tcPr>
+            <w:tcW w:type="dxa" w:w="2160"/>
+          </w:tcPr>
+          <w:p>
+            <w:r>
+              <w:t>Compensation and Benefits</w:t>
+            </w:r>
+          </w:p>
+        </w:tc>
+        <w:tc>
+          <w:tcPr>
+            <w:tcW w:type="dxa" w:w="2160"/>
+          </w:tcPr>
+          <w:p>
+            <w:r>
+              <w:t>Sam Whitfield</w:t>
+            </w:r>
+          </w:p>
+        </w:tc>
+        <w:tc>
+          <w:tcPr>
+            <w:tcW w:type="dxa" w:w="2160"/>
+          </w:tcPr>
+          <w:p>
+            <w:r>
+              <w:t>5 business days</w:t>
+            </w:r>
+          </w:p>
+        </w:tc>
+        <w:tc>
+          <w:tcPr>
+            <w:tcW w:type="dxa" w:w="2160"/>
+          </w:tcPr>
+          <w:p>
+            <w:r>
+              <w:t>Verified</w:t>
+            </w:r>
+          </w:p>
+        </w:tc>
+      </w:tr>
+      <w:tr>
+        <w:tc>
+          <w:tcPr>
+            <w:tcW w:type="dxa" w:w="2160"/>
+          </w:tcPr>
+          <w:p>
+            <w:r>
+              <w:t>Relocation Assistance Policy Gate 1</w:t>
+            </w:r>
+          </w:p>
+        </w:tc>
+        <w:tc>
+          <w:tcPr>
+            <w:tcW w:type="dxa" w:w="2160"/>
+          </w:tcPr>
+          <w:p>
+            <w:r>
+              <w:t>Sam Whitfield</w:t>
+            </w:r>
+          </w:p>
+        </w:tc>
+        <w:tc>
+          <w:tcPr>
+            <w:tcW w:type="dxa" w:w="2160"/>
+          </w:tcPr>
+          <w:p>
+            <w:r>
+              <w:t>3 business days</w:t>
+            </w:r>
+          </w:p>
+        </w:tc>
+        <w:tc>
+          <w:tcPr>
+            <w:tcW w:type="dxa" w:w="2160"/>
+          </w:tcPr>
+          <w:p>
+            <w:r>
+              <w:t>Active</w:t>
+            </w:r>
+          </w:p>
+        </w:tc>
+      </w:tr>
+      <w:tr>
+        <w:tc>
+          <w:tcPr>
+            <w:tcW w:type="dxa" w:w="2160"/>
+          </w:tcPr>
+          <w:p>
+            <w:r>
+              <w:t>Relocation Assistance Policy Gate 2</w:t>
+            </w:r>
+          </w:p>
+        </w:tc>
+        <w:tc>
+          <w:tcPr>
+            <w:tcW w:type="dxa" w:w="2160"/>
+          </w:tcPr>
+          <w:p>
+            <w:r>
+              <w:t>Sam Whitfield</w:t>
+            </w:r>
+          </w:p>
+        </w:tc>
+        <w:tc>
+          <w:tcPr>
+            <w:tcW w:type="dxa" w:w="2160"/>
+          </w:tcPr>
+          <w:p>
+            <w:r>
+              <w:t>10 business days</w:t>
+            </w:r>
+          </w:p>
+        </w:tc>
+        <w:tc>
+          <w:tcPr>
+            <w:tcW w:type="dxa" w:w="2160"/>
+          </w:tcPr>
+          <w:p>
+            <w:r>
+              <w:t>Monitored</w:t>
+            </w:r>
+          </w:p>
+        </w:tc>
+      </w:tr>
+      <w:tr>
+        <w:tc>
+          <w:tcPr>
+            <w:tcW w:type="dxa" w:w="2160"/>
+          </w:tcPr>
+          <w:p>
+            <w:r>
+              <w:t>Sec-8</w:t>
+            </w:r>
+          </w:p>
+        </w:tc>
+        <w:tc>
+          <w:tcPr>
+            <w:tcW w:type="dxa" w:w="2160"/>
+          </w:tcPr>
+          <w:p>
+            <w:r>
+              <w:t>Sam Whitfield</w:t>
+            </w:r>
+          </w:p>
+        </w:tc>
+        <w:tc>
+          <w:tcPr>
+            <w:tcW w:type="dxa" w:w="2160"/>
+          </w:tcPr>
+          <w:p>
+            <w:r>
+              <w:t>3 business days</w:t>
+            </w:r>
+          </w:p>
+        </w:tc>
+        <w:tc>
+          <w:tcPr>
+            <w:tcW w:type="dxa" w:w="2160"/>
+          </w:tcPr>
+          <w:p>
+            <w:r>
+              <w:t>Stage 8 Verified</w:t>
+            </w:r>
+          </w:p>
+        </w:tc>
+      </w:tr>
+    </w:tbl>
+    <w:p>
+      <w:r>
+        <w:drawing>
+          <wp:inline xmlns:a="http://schemas.openxmlformats.org/drawingml/2006/main" xmlns:pic="http://schemas.openxmlformats.org/drawingml/2006/picture">
+            <wp:extent cx="5303520" cy="1744579"/>
+            <wp:docPr id="4" name="Picture 4"/>
+            <wp:cNvGraphicFramePr>
+              <a:graphicFrameLocks noChangeAspect="1"/>
+            </wp:cNvGraphicFramePr>
+            <a:graphic>
+              <a:graphicData uri="http://schemas.openxmlformats.org/drawingml/2006/picture">
+                <pic:pic>
+                  <pic:nvPicPr>
+                    <pic:cNvPr id="0" name="image.png"/>
+                    <pic:cNvPicPr/>
+                  </pic:nvPicPr>
+                  <pic:blipFill>
+                    <a:blip r:embed="rId10"/>
+                    <a:stretch>
+                      <a:fillRect/>
+                    </a:stretch>
+                  </pic:blipFill>
+                  <pic:spPr>
+                    <a:xfrm>
+                      <a:off x="0" y="0"/>
+                      <a:ext cx="5303520" cy="1744579"/>
+                    </a:xfrm>
+                    <a:prstGeom prst="rect"/>
+                  </pic:spPr>
+                </pic:pic>
+              </a:graphicData>
+            </a:graphic>
+          </wp:inline>
+        </w:drawing>
+      </w:r>
+    </w:p>
+    <w:p>
+      <w:r>
+        <w:rPr>
+          <w:color w:val="808080"/>
+          <w:sz w:val="16"/>
+        </w:rPr>
+        <w:t>Page 8 of 12 | HR Knowledge Hub | Compensation and Benefits | SharePoint Online</w:t>
+      </w:r>
+    </w:p>
+    <w:p>
+      <w:r>
+        <w:br w:type="page"/>
+      </w:r>
+    </w:p>
+    <w:p>
+      <w:pPr>
+        <w:pStyle w:val="Heading1"/>
+      </w:pPr>
+      <w:r>
+        <w:t>Section 9: Exception Handling &amp; Escalations</w:t>
+      </w:r>
+    </w:p>
+    <w:p>
+      <w:r>
+        <w:t>Covers eligibility, reimbursable expenses, and repayment terms for employees relocating for a new role. Section 9 (Exception Handling &amp; Escalations) applies to Compensation and Benefits within HR Knowledge Hub and is maintained by Sam Whitfield. Outlines severity tiers, response SLAs, and cross-functional escalation paths.</w:t>
+      </w:r>
+    </w:p>
+    <w:p>
+      <w:r>
+        <w:t>Operational requirement 9.1: Relocation packages are tiered by distance: under 50 miles, 50-500 miles, and over 500 miles. Secondary control 9.2: Covered expenses include moving company costs, temporary housing up to 30 days, and one house-hunting trip.</w:t>
+      </w:r>
+    </w:p>
+    <w:p>
+      <w:pPr>
+        <w:pStyle w:val="ListBullet"/>
+      </w:pPr>
+      <w:r>
+        <w:t>Relocation packages are tiered by distance: under 50 miles, 50-500 miles, and over 500 miles.</w:t>
+      </w:r>
+    </w:p>
+    <w:p>
+      <w:pPr>
+        <w:pStyle w:val="ListBullet"/>
+      </w:pPr>
+      <w:r>
+        <w:t>Covered expenses include moving company costs, temporary housing up to 30 days, and one house-hunting trip.</w:t>
+      </w:r>
+    </w:p>
+    <w:p>
+      <w:pPr>
+        <w:pStyle w:val="ListBullet"/>
+      </w:pPr>
+      <w:r>
+        <w:t>Section 9 review cadence is tracked by Sam Whitfield under Compensation and Benefits governance.</w:t>
+      </w:r>
+    </w:p>
+    <w:tbl>
+      <w:tblPr>
+        <w:tblStyle w:val="LightGrid-Accent1"/>
+        <w:tblW w:type="auto" w:w="0"/>
+        <w:tblLook w:firstColumn="1" w:firstRow="1" w:lastColumn="0" w:lastRow="0" w:noHBand="0" w:noVBand="1" w:val="04A0"/>
+      </w:tblPr>
+      <w:tblGrid>
+        <w:gridCol w:w="2160"/>
+        <w:gridCol w:w="2160"/>
+        <w:gridCol w:w="2160"/>
+        <w:gridCol w:w="2160"/>
+      </w:tblGrid>
+      <w:tr>
+        <w:tc>
+          <w:tcPr>
+            <w:tcW w:type="dxa" w:w="2160"/>
+          </w:tcPr>
+          <w:p>
+            <w:r>
+              <w:rPr>
+                <w:b/>
+              </w:rPr>
+              <w:t>Control Area</w:t>
+            </w:r>
+          </w:p>
+        </w:tc>
+        <w:tc>
+          <w:tcPr>
+            <w:tcW w:type="dxa" w:w="2160"/>
+          </w:tcPr>
+          <w:p>
+            <w:r>
+              <w:rPr>
+                <w:b/>
+              </w:rPr>
+              <w:t>Owner</w:t>
+            </w:r>
+          </w:p>
+        </w:tc>
+        <w:tc>
+          <w:tcPr>
+            <w:tcW w:type="dxa" w:w="2160"/>
+          </w:tcPr>
+          <w:p>
+            <w:r>
+              <w:rPr>
+                <w:b/>
+              </w:rPr>
+              <w:t>Target SLA</w:t>
+            </w:r>
+          </w:p>
+        </w:tc>
+        <w:tc>
+          <w:tcPr>
+            <w:tcW w:type="dxa" w:w="2160"/>
+          </w:tcPr>
+          <w:p>
+            <w:r>
+              <w:rPr>
+                <w:b/>
+              </w:rPr>
+              <w:t>Verification Status</w:t>
+            </w:r>
+          </w:p>
+        </w:tc>
+      </w:tr>
+      <w:tr>
+        <w:tc>
+          <w:tcPr>
+            <w:tcW w:type="dxa" w:w="2160"/>
+          </w:tcPr>
+          <w:p>
+            <w:r>
+              <w:t>Compensation and Benefits</w:t>
+            </w:r>
+          </w:p>
+        </w:tc>
+        <w:tc>
+          <w:tcPr>
+            <w:tcW w:type="dxa" w:w="2160"/>
+          </w:tcPr>
+          <w:p>
+            <w:r>
+              <w:t>Sam Whitfield</w:t>
+            </w:r>
+          </w:p>
+        </w:tc>
+        <w:tc>
+          <w:tcPr>
+            <w:tcW w:type="dxa" w:w="2160"/>
+          </w:tcPr>
+          <w:p>
+            <w:r>
+              <w:t>5 business days</w:t>
+            </w:r>
+          </w:p>
+        </w:tc>
+        <w:tc>
+          <w:tcPr>
+            <w:tcW w:type="dxa" w:w="2160"/>
+          </w:tcPr>
+          <w:p>
+            <w:r>
+              <w:t>Verified</w:t>
+            </w:r>
+          </w:p>
+        </w:tc>
+      </w:tr>
+      <w:tr>
+        <w:tc>
+          <w:tcPr>
+            <w:tcW w:type="dxa" w:w="2160"/>
+          </w:tcPr>
+          <w:p>
+            <w:r>
+              <w:t>Relocation Assistance Policy Gate 1</w:t>
+            </w:r>
+          </w:p>
+        </w:tc>
+        <w:tc>
+          <w:tcPr>
+            <w:tcW w:type="dxa" w:w="2160"/>
+          </w:tcPr>
+          <w:p>
+            <w:r>
+              <w:t>Sam Whitfield</w:t>
+            </w:r>
+          </w:p>
+        </w:tc>
+        <w:tc>
+          <w:tcPr>
+            <w:tcW w:type="dxa" w:w="2160"/>
+          </w:tcPr>
+          <w:p>
+            <w:r>
+              <w:t>3 business days</w:t>
+            </w:r>
+          </w:p>
+        </w:tc>
+        <w:tc>
+          <w:tcPr>
+            <w:tcW w:type="dxa" w:w="2160"/>
+          </w:tcPr>
+          <w:p>
+            <w:r>
+              <w:t>Active</w:t>
+            </w:r>
+          </w:p>
+        </w:tc>
+      </w:tr>
+      <w:tr>
+        <w:tc>
+          <w:tcPr>
+            <w:tcW w:type="dxa" w:w="2160"/>
+          </w:tcPr>
+          <w:p>
+            <w:r>
+              <w:t>Relocation Assistance Policy Gate 2</w:t>
+            </w:r>
+          </w:p>
+        </w:tc>
+        <w:tc>
+          <w:tcPr>
+            <w:tcW w:type="dxa" w:w="2160"/>
+          </w:tcPr>
+          <w:p>
+            <w:r>
+              <w:t>Sam Whitfield</w:t>
+            </w:r>
+          </w:p>
+        </w:tc>
+        <w:tc>
+          <w:tcPr>
+            <w:tcW w:type="dxa" w:w="2160"/>
+          </w:tcPr>
+          <w:p>
+            <w:r>
+              <w:t>10 business days</w:t>
+            </w:r>
+          </w:p>
+        </w:tc>
+        <w:tc>
+          <w:tcPr>
+            <w:tcW w:type="dxa" w:w="2160"/>
+          </w:tcPr>
+          <w:p>
+            <w:r>
+              <w:t>Monitored</w:t>
+            </w:r>
+          </w:p>
+        </w:tc>
+      </w:tr>
+      <w:tr>
+        <w:tc>
+          <w:tcPr>
+            <w:tcW w:type="dxa" w:w="2160"/>
+          </w:tcPr>
+          <w:p>
+            <w:r>
+              <w:t>Sec-9</w:t>
+            </w:r>
+          </w:p>
+        </w:tc>
+        <w:tc>
+          <w:tcPr>
+            <w:tcW w:type="dxa" w:w="2160"/>
+          </w:tcPr>
+          <w:p>
+            <w:r>
+              <w:t>Sam Whitfield</w:t>
+            </w:r>
+          </w:p>
+        </w:tc>
+        <w:tc>
+          <w:tcPr>
+            <w:tcW w:type="dxa" w:w="2160"/>
+          </w:tcPr>
+          <w:p>
+            <w:r>
+              <w:t>10 business days</w:t>
+            </w:r>
+          </w:p>
+        </w:tc>
+        <w:tc>
+          <w:tcPr>
+            <w:tcW w:type="dxa" w:w="2160"/>
+          </w:tcPr>
+          <w:p>
+            <w:r>
+              <w:t>Stage 9 Verified</w:t>
+            </w:r>
+          </w:p>
+        </w:tc>
+      </w:tr>
+    </w:tbl>
+    <w:p>
+      <w:r>
+        <w:drawing>
+          <wp:inline xmlns:a="http://schemas.openxmlformats.org/drawingml/2006/main" xmlns:pic="http://schemas.openxmlformats.org/drawingml/2006/picture">
+            <wp:extent cx="5303520" cy="1744579"/>
+            <wp:docPr id="5" name="Picture 5"/>
+            <wp:cNvGraphicFramePr>
+              <a:graphicFrameLocks noChangeAspect="1"/>
+            </wp:cNvGraphicFramePr>
+            <a:graphic>
+              <a:graphicData uri="http://schemas.openxmlformats.org/drawingml/2006/picture">
+                <pic:pic>
+                  <pic:nvPicPr>
+                    <pic:cNvPr id="0" name="image.png"/>
+                    <pic:cNvPicPr/>
+                  </pic:nvPicPr>
+                  <pic:blipFill>
+                    <a:blip r:embed="rId9"/>
+                    <a:stretch>
+                      <a:fillRect/>
+                    </a:stretch>
+                  </pic:blipFill>
+                  <pic:spPr>
+                    <a:xfrm>
+                      <a:off x="0" y="0"/>
+                      <a:ext cx="5303520" cy="1744579"/>
+                    </a:xfrm>
+                    <a:prstGeom prst="rect"/>
+                  </pic:spPr>
+                </pic:pic>
+              </a:graphicData>
+            </a:graphic>
+          </wp:inline>
+        </w:drawing>
+      </w:r>
+    </w:p>
+    <w:p>
+      <w:r>
+        <w:rPr>
+          <w:color w:val="808080"/>
+          <w:sz w:val="16"/>
+        </w:rPr>
+        <w:t>Page 9 of 12 | HR Knowledge Hub | Compensation and Benefits | SharePoint Online</w:t>
+      </w:r>
+    </w:p>
+    <w:p>
+      <w:r>
+        <w:br w:type="page"/>
+      </w:r>
+    </w:p>
+    <w:p>
+      <w:pPr>
+        <w:pStyle w:val="Heading1"/>
+      </w:pPr>
+      <w:r>
+        <w:t>Section 10: Cross-Functional Dependencies</w:t>
+      </w:r>
+    </w:p>
+    <w:p>
+      <w:r>
+        <w:t>Covers eligibility, reimbursable expenses, and repayment terms for employees relocating for a new role. Section 10 (Cross-Functional Dependencies) applies to Compensation and Benefits within HR Knowledge Hub and is maintained by Sam Whitfield. Documents upstream and downstream team dependencies and service-level commitments.</w:t>
+      </w:r>
+    </w:p>
+    <w:p>
+      <w:r>
+        <w:t>Operational requirement 10.1: Covered expenses include moving company costs, temporary housing up to 30 days, and one house-hunting trip. Secondary control 10.2: Relocation assistance must be repaid in full if the employee resigns within 12 months.</w:t>
+      </w:r>
+    </w:p>
+    <w:p>
+      <w:pPr>
+        <w:pStyle w:val="ListBullet"/>
+      </w:pPr>
+      <w:r>
+        <w:t>Covered expenses include moving company costs, temporary housing up to 30 days, and one house-hunting trip.</w:t>
+      </w:r>
+    </w:p>
+    <w:p>
+      <w:pPr>
+        <w:pStyle w:val="ListBullet"/>
+      </w:pPr>
+      <w:r>
+        <w:t>Relocation assistance must be repaid in full if the employee resigns within 12 months.</w:t>
+      </w:r>
+    </w:p>
+    <w:p>
+      <w:pPr>
+        <w:pStyle w:val="ListBullet"/>
+      </w:pPr>
+      <w:r>
+        <w:t>Section 10 review cadence is tracked by Sam Whitfield under Compensation and Benefits governance.</w:t>
+      </w:r>
+    </w:p>
+    <w:tbl>
+      <w:tblPr>
+        <w:tblStyle w:val="LightGrid-Accent1"/>
+        <w:tblW w:type="auto" w:w="0"/>
+        <w:tblLook w:firstColumn="1" w:firstRow="1" w:lastColumn="0" w:lastRow="0" w:noHBand="0" w:noVBand="1" w:val="04A0"/>
+      </w:tblPr>
+      <w:tblGrid>
+        <w:gridCol w:w="2160"/>
+        <w:gridCol w:w="2160"/>
+        <w:gridCol w:w="2160"/>
+        <w:gridCol w:w="2160"/>
+      </w:tblGrid>
+      <w:tr>
+        <w:tc>
+          <w:tcPr>
+            <w:tcW w:type="dxa" w:w="2160"/>
+          </w:tcPr>
+          <w:p>
+            <w:r>
+              <w:rPr>
+                <w:b/>
+              </w:rPr>
+              <w:t>Control Area</w:t>
+            </w:r>
+          </w:p>
+        </w:tc>
+        <w:tc>
+          <w:tcPr>
+            <w:tcW w:type="dxa" w:w="2160"/>
+          </w:tcPr>
+          <w:p>
+            <w:r>
+              <w:rPr>
+                <w:b/>
+              </w:rPr>
+              <w:t>Owner</w:t>
+            </w:r>
+          </w:p>
+        </w:tc>
+        <w:tc>
+          <w:tcPr>
+            <w:tcW w:type="dxa" w:w="2160"/>
+          </w:tcPr>
+          <w:p>
+            <w:r>
+              <w:rPr>
+                <w:b/>
+              </w:rPr>
+              <w:t>Target SLA</w:t>
+            </w:r>
+          </w:p>
+        </w:tc>
+        <w:tc>
+          <w:tcPr>
+            <w:tcW w:type="dxa" w:w="2160"/>
+          </w:tcPr>
+          <w:p>
+            <w:r>
+              <w:rPr>
+                <w:b/>
+              </w:rPr>
+              <w:t>Verification Status</w:t>
+            </w:r>
+          </w:p>
+        </w:tc>
+      </w:tr>
+      <w:tr>
+        <w:tc>
+          <w:tcPr>
+            <w:tcW w:type="dxa" w:w="2160"/>
+          </w:tcPr>
+          <w:p>
+            <w:r>
+              <w:t>Compensation and Benefits</w:t>
+            </w:r>
+          </w:p>
+        </w:tc>
+        <w:tc>
+          <w:tcPr>
+            <w:tcW w:type="dxa" w:w="2160"/>
+          </w:tcPr>
+          <w:p>
+            <w:r>
+              <w:t>Sam Whitfield</w:t>
+            </w:r>
+          </w:p>
+        </w:tc>
+        <w:tc>
+          <w:tcPr>
+            <w:tcW w:type="dxa" w:w="2160"/>
+          </w:tcPr>
+          <w:p>
+            <w:r>
+              <w:t>5 business days</w:t>
+            </w:r>
+          </w:p>
+        </w:tc>
+        <w:tc>
+          <w:tcPr>
+            <w:tcW w:type="dxa" w:w="2160"/>
+          </w:tcPr>
+          <w:p>
+            <w:r>
+              <w:t>Verified</w:t>
+            </w:r>
+          </w:p>
+        </w:tc>
+      </w:tr>
+      <w:tr>
+        <w:tc>
+          <w:tcPr>
+            <w:tcW w:type="dxa" w:w="2160"/>
+          </w:tcPr>
+          <w:p>
+            <w:r>
+              <w:t>Relocation Assistance Policy Gate 1</w:t>
+            </w:r>
+          </w:p>
+        </w:tc>
+        <w:tc>
+          <w:tcPr>
+            <w:tcW w:type="dxa" w:w="2160"/>
+          </w:tcPr>
+          <w:p>
+            <w:r>
+              <w:t>Sam Whitfield</w:t>
+            </w:r>
+          </w:p>
+        </w:tc>
+        <w:tc>
+          <w:tcPr>
+            <w:tcW w:type="dxa" w:w="2160"/>
+          </w:tcPr>
+          <w:p>
+            <w:r>
+              <w:t>3 business days</w:t>
+            </w:r>
+          </w:p>
+        </w:tc>
+        <w:tc>
+          <w:tcPr>
+            <w:tcW w:type="dxa" w:w="2160"/>
+          </w:tcPr>
+          <w:p>
+            <w:r>
+              <w:t>Active</w:t>
+            </w:r>
+          </w:p>
+        </w:tc>
+      </w:tr>
+      <w:tr>
+        <w:tc>
+          <w:tcPr>
+            <w:tcW w:type="dxa" w:w="2160"/>
+          </w:tcPr>
+          <w:p>
+            <w:r>
+              <w:t>Relocation Assistance Policy Gate 2</w:t>
+            </w:r>
+          </w:p>
+        </w:tc>
+        <w:tc>
+          <w:tcPr>
+            <w:tcW w:type="dxa" w:w="2160"/>
+          </w:tcPr>
+          <w:p>
+            <w:r>
+              <w:t>Sam Whitfield</w:t>
+            </w:r>
+          </w:p>
+        </w:tc>
+        <w:tc>
+          <w:tcPr>
+            <w:tcW w:type="dxa" w:w="2160"/>
+          </w:tcPr>
+          <w:p>
+            <w:r>
+              <w:t>10 business days</w:t>
+            </w:r>
+          </w:p>
+        </w:tc>
+        <w:tc>
+          <w:tcPr>
+            <w:tcW w:type="dxa" w:w="2160"/>
+          </w:tcPr>
+          <w:p>
+            <w:r>
+              <w:t>Monitored</w:t>
+            </w:r>
+          </w:p>
+        </w:tc>
+      </w:tr>
+      <w:tr>
+        <w:tc>
+          <w:tcPr>
+            <w:tcW w:type="dxa" w:w="2160"/>
+          </w:tcPr>
+          <w:p>
+            <w:r>
+              <w:t>Sec-10</w:t>
+            </w:r>
+          </w:p>
+        </w:tc>
+        <w:tc>
+          <w:tcPr>
+            <w:tcW w:type="dxa" w:w="2160"/>
+          </w:tcPr>
+          <w:p>
+            <w:r>
+              <w:t>Sam Whitfield</w:t>
+            </w:r>
+          </w:p>
+        </w:tc>
+        <w:tc>
+          <w:tcPr>
+            <w:tcW w:type="dxa" w:w="2160"/>
+          </w:tcPr>
+          <w:p>
+            <w:r>
+              <w:t>5 business days</w:t>
+            </w:r>
+          </w:p>
+        </w:tc>
+        <w:tc>
+          <w:tcPr>
+            <w:tcW w:type="dxa" w:w="2160"/>
+          </w:tcPr>
+          <w:p>
+            <w:r>
+              <w:t>Stage 10 Verified</w:t>
+            </w:r>
+          </w:p>
+        </w:tc>
+      </w:tr>
+    </w:tbl>
+    <w:p>
+      <w:r>
+        <w:rPr>
+          <w:color w:val="808080"/>
+          <w:sz w:val="16"/>
+        </w:rPr>
+        <w:t>Page 10 of 12 | HR Knowledge Hub | Compensation and Benefits | SharePoint Online</w:t>
+      </w:r>
+    </w:p>
+    <w:p>
+      <w:r>
+        <w:br w:type="page"/>
+      </w:r>
+    </w:p>
+    <w:p>
+      <w:pPr>
+        <w:pStyle w:val="Heading1"/>
+      </w:pPr>
+      <w:r>
+        <w:t>Section 11: Continuous Improvement Roadmap</w:t>
+      </w:r>
+    </w:p>
+    <w:p>
+      <w:r>
+        <w:t>Covers eligibility, reimbursable expenses, and repayment terms for employees relocating for a new role. Section 11 (Continuous Improvement Roadmap) applies to Compensation and Benefits within HR Knowledge Hub and is maintained by Sam Whitfield. Schedules quarterly optimization milestones, automation targets, and capability reviews.</w:t>
+      </w:r>
+    </w:p>
+    <w:p>
+      <w:r>
+        <w:t>Operational requirement 11.1: Relocation assistance must be repaid in full if the employee resigns within 12 months. Secondary control 11.2: International relocations route through the global mobility team, not this policy.</w:t>
+      </w:r>
+    </w:p>
+    <w:p>
+      <w:pPr>
+        <w:pStyle w:val="ListBullet"/>
+      </w:pPr>
+      <w:r>
+        <w:t>Relocation assistance must be repaid in full if the employee resigns within 12 months.</w:t>
+      </w:r>
+    </w:p>
+    <w:p>
+      <w:pPr>
+        <w:pStyle w:val="ListBullet"/>
+      </w:pPr>
+      <w:r>
+        <w:t>International relocations route through the global mobility team, not this policy.</w:t>
+      </w:r>
+    </w:p>
+    <w:p>
+      <w:pPr>
+        <w:pStyle w:val="ListBullet"/>
+      </w:pPr>
+      <w:r>
+        <w:t>Section 11 review cadence is tracked by Sam Whitfield under Compensation and Benefits governance.</w:t>
+      </w:r>
+    </w:p>
+    <w:tbl>
+      <w:tblPr>
+        <w:tblStyle w:val="LightGrid-Accent1"/>
+        <w:tblW w:type="auto" w:w="0"/>
+        <w:tblLook w:firstColumn="1" w:firstRow="1" w:lastColumn="0" w:lastRow="0" w:noHBand="0" w:noVBand="1" w:val="04A0"/>
+      </w:tblPr>
+      <w:tblGrid>
+        <w:gridCol w:w="2160"/>
+        <w:gridCol w:w="2160"/>
+        <w:gridCol w:w="2160"/>
+        <w:gridCol w:w="2160"/>
+      </w:tblGrid>
+      <w:tr>
+        <w:tc>
+          <w:tcPr>
+            <w:tcW w:type="dxa" w:w="2160"/>
+          </w:tcPr>
+          <w:p>
+            <w:r>
+              <w:rPr>
+                <w:b/>
+              </w:rPr>
+              <w:t>Control Area</w:t>
+            </w:r>
+          </w:p>
+        </w:tc>
+        <w:tc>
+          <w:tcPr>
+            <w:tcW w:type="dxa" w:w="2160"/>
+          </w:tcPr>
+          <w:p>
+            <w:r>
+              <w:rPr>
+                <w:b/>
+              </w:rPr>
+              <w:t>Owner</w:t>
+            </w:r>
+          </w:p>
+        </w:tc>
+        <w:tc>
+          <w:tcPr>
+            <w:tcW w:type="dxa" w:w="2160"/>
+          </w:tcPr>
+          <w:p>
+            <w:r>
+              <w:rPr>
+                <w:b/>
+              </w:rPr>
+              <w:t>Target SLA</w:t>
+            </w:r>
+          </w:p>
+        </w:tc>
+        <w:tc>
+          <w:tcPr>
+            <w:tcW w:type="dxa" w:w="2160"/>
+          </w:tcPr>
+          <w:p>
+            <w:r>
+              <w:rPr>
+                <w:b/>
+              </w:rPr>
+              <w:t>Verification Status</w:t>
+            </w:r>
+          </w:p>
+        </w:tc>
+      </w:tr>
+      <w:tr>
+        <w:tc>
+          <w:tcPr>
+            <w:tcW w:type="dxa" w:w="2160"/>
+          </w:tcPr>
+          <w:p>
+            <w:r>
+              <w:t>Compensation and Benefits</w:t>
+            </w:r>
+          </w:p>
+        </w:tc>
+        <w:tc>
+          <w:tcPr>
+            <w:tcW w:type="dxa" w:w="2160"/>
+          </w:tcPr>
+          <w:p>
+            <w:r>
+              <w:t>Sam Whitfield</w:t>
+            </w:r>
+          </w:p>
+        </w:tc>
+        <w:tc>
+          <w:tcPr>
+            <w:tcW w:type="dxa" w:w="2160"/>
+          </w:tcPr>
+          <w:p>
+            <w:r>
+              <w:t>5 business days</w:t>
+            </w:r>
+          </w:p>
+        </w:tc>
+        <w:tc>
+          <w:tcPr>
+            <w:tcW w:type="dxa" w:w="2160"/>
+          </w:tcPr>
+          <w:p>
+            <w:r>
+              <w:t>Verified</w:t>
+            </w:r>
+          </w:p>
+        </w:tc>
+      </w:tr>
+      <w:tr>
+        <w:tc>
+          <w:tcPr>
+            <w:tcW w:type="dxa" w:w="2160"/>
+          </w:tcPr>
+          <w:p>
+            <w:r>
+              <w:t>Relocation Assistance Policy Gate 1</w:t>
+            </w:r>
+          </w:p>
+        </w:tc>
+        <w:tc>
+          <w:tcPr>
+            <w:tcW w:type="dxa" w:w="2160"/>
+          </w:tcPr>
+          <w:p>
+            <w:r>
+              <w:t>Sam Whitfield</w:t>
+            </w:r>
+          </w:p>
+        </w:tc>
+        <w:tc>
+          <w:tcPr>
+            <w:tcW w:type="dxa" w:w="2160"/>
+          </w:tcPr>
+          <w:p>
+            <w:r>
+              <w:t>3 business days</w:t>
+            </w:r>
+          </w:p>
+        </w:tc>
+        <w:tc>
+          <w:tcPr>
+            <w:tcW w:type="dxa" w:w="2160"/>
+          </w:tcPr>
+          <w:p>
+            <w:r>
+              <w:t>Active</w:t>
+            </w:r>
+          </w:p>
+        </w:tc>
+      </w:tr>
+      <w:tr>
+        <w:tc>
+          <w:tcPr>
+            <w:tcW w:type="dxa" w:w="2160"/>
+          </w:tcPr>
+          <w:p>
+            <w:r>
+              <w:t>Relocation Assistance Policy Gate 2</w:t>
+            </w:r>
+          </w:p>
+        </w:tc>
+        <w:tc>
+          <w:tcPr>
+            <w:tcW w:type="dxa" w:w="2160"/>
+          </w:tcPr>
+          <w:p>
+            <w:r>
+              <w:t>Sam Whitfield</w:t>
+            </w:r>
+          </w:p>
+        </w:tc>
+        <w:tc>
+          <w:tcPr>
+            <w:tcW w:type="dxa" w:w="2160"/>
+          </w:tcPr>
+          <w:p>
+            <w:r>
+              <w:t>10 business days</w:t>
+            </w:r>
+          </w:p>
+        </w:tc>
+        <w:tc>
+          <w:tcPr>
+            <w:tcW w:type="dxa" w:w="2160"/>
+          </w:tcPr>
+          <w:p>
+            <w:r>
+              <w:t>Monitored</w:t>
+            </w:r>
+          </w:p>
+        </w:tc>
+      </w:tr>
+      <w:tr>
+        <w:tc>
+          <w:tcPr>
+            <w:tcW w:type="dxa" w:w="2160"/>
+          </w:tcPr>
+          <w:p>
+            <w:r>
+              <w:t>Sec-11</w:t>
+            </w:r>
+          </w:p>
+        </w:tc>
+        <w:tc>
+          <w:tcPr>
+            <w:tcW w:type="dxa" w:w="2160"/>
+          </w:tcPr>
+          <w:p>
+            <w:r>
+              <w:t>Sam Whitfield</w:t>
+            </w:r>
+          </w:p>
+        </w:tc>
+        <w:tc>
+          <w:tcPr>
+            <w:tcW w:type="dxa" w:w="2160"/>
+          </w:tcPr>
+          <w:p>
+            <w:r>
+              <w:t>3 business days</w:t>
+            </w:r>
+          </w:p>
+        </w:tc>
+        <w:tc>
+          <w:tcPr>
+            <w:tcW w:type="dxa" w:w="2160"/>
+          </w:tcPr>
+          <w:p>
+            <w:r>
+              <w:t>Stage 11 Verified</w:t>
+            </w:r>
+          </w:p>
+        </w:tc>
+      </w:tr>
+    </w:tbl>
+    <w:p>
+      <w:r>
+        <w:drawing>
+          <wp:inline xmlns:a="http://schemas.openxmlformats.org/drawingml/2006/main" xmlns:pic="http://schemas.openxmlformats.org/drawingml/2006/picture">
+            <wp:extent cx="5303520" cy="1744579"/>
+            <wp:docPr id="6" name="Picture 6"/>
+            <wp:cNvGraphicFramePr>
+              <a:graphicFrameLocks noChangeAspect="1"/>
+            </wp:cNvGraphicFramePr>
+            <a:graphic>
+              <a:graphicData uri="http://schemas.openxmlformats.org/drawingml/2006/picture">
+                <pic:pic>
+                  <pic:nvPicPr>
+                    <pic:cNvPr id="0" name="image.png"/>
+                    <pic:cNvPicPr/>
+                  </pic:nvPicPr>
+                  <pic:blipFill>
+                    <a:blip r:embed="rId10"/>
+                    <a:stretch>
+                      <a:fillRect/>
+                    </a:stretch>
+                  </pic:blipFill>
+                  <pic:spPr>
+                    <a:xfrm>
+                      <a:off x="0" y="0"/>
+                      <a:ext cx="5303520" cy="1744579"/>
+                    </a:xfrm>
+                    <a:prstGeom prst="rect"/>
+                  </pic:spPr>
+                </pic:pic>
+              </a:graphicData>
+            </a:graphic>
+          </wp:inline>
+        </w:drawing>
+      </w:r>
+    </w:p>
+    <w:p>
+      <w:r>
+        <w:rPr>
+          <w:color w:val="808080"/>
+          <w:sz w:val="16"/>
+        </w:rPr>
+        <w:t>Page 11 of 12 | HR Knowledge Hub | Compensation and Benefits | SharePoint Online</w:t>
+      </w:r>
+    </w:p>
+    <w:p>
+      <w:r>
+        <w:br w:type="page"/>
+      </w:r>
+    </w:p>
+    <w:p>
+      <w:pPr>
+        <w:pStyle w:val="Heading1"/>
+      </w:pPr>
+      <w:r>
+        <w:t>Section 12: Appendix, Lineage &amp; Sign-off</w:t>
+      </w:r>
+    </w:p>
+    <w:p>
+      <w:r>
+        <w:t>Covers eligibility, reimbursable expenses, and repayment terms for employees relocating for a new role. Section 12 (Appendix, Lineage &amp; Sign-off) applies to Compensation and Benefits within HR Knowledge Hub and is maintained by Sam Whitfield. Records document lineage, governance metadata, version history, and owner sign-off.</w:t>
+      </w:r>
+    </w:p>
+    <w:p>
+      <w:r>
+        <w:t>Operational requirement 12.1: International relocations route through the global mobility team, not this policy. Secondary control 12.2: Relocation packages are tiered by distance: under 50 miles, 50-500 miles, and over 500 miles.</w:t>
+      </w:r>
+    </w:p>
+    <w:p>
+      <w:pPr>
+        <w:pStyle w:val="ListBullet"/>
+      </w:pPr>
+      <w:r>
+        <w:t>International relocations route through the global mobility team, not this policy.</w:t>
+      </w:r>
+    </w:p>
+    <w:p>
+      <w:pPr>
+        <w:pStyle w:val="ListBullet"/>
+      </w:pPr>
+      <w:r>
+        <w:t>Relocation packages are tiered by distance: under 50 miles, 50-500 miles, and over 500 miles.</w:t>
+      </w:r>
+    </w:p>
+    <w:p>
+      <w:pPr>
+        <w:pStyle w:val="ListBullet"/>
+      </w:pPr>
+      <w:r>
+        <w:t>Section 12 review cadence is tracked by Sam Whitfield under Compensation and Benefits governance.</w:t>
+      </w:r>
+    </w:p>
+    <w:tbl>
+      <w:tblPr>
+        <w:tblStyle w:val="LightGrid-Accent1"/>
+        <w:tblW w:type="auto" w:w="0"/>
+        <w:tblLook w:firstColumn="1" w:firstRow="1" w:lastColumn="0" w:lastRow="0" w:noHBand="0" w:noVBand="1" w:val="04A0"/>
+      </w:tblPr>
+      <w:tblGrid>
+        <w:gridCol w:w="2160"/>
+        <w:gridCol w:w="2160"/>
+        <w:gridCol w:w="2160"/>
+        <w:gridCol w:w="2160"/>
+      </w:tblGrid>
+      <w:tr>
+        <w:tc>
+          <w:tcPr>
+            <w:tcW w:type="dxa" w:w="2160"/>
+          </w:tcPr>
+          <w:p>
+            <w:r>
+              <w:rPr>
+                <w:b/>
+              </w:rPr>
+              <w:t>Control Area</w:t>
+            </w:r>
+          </w:p>
+        </w:tc>
+        <w:tc>
+          <w:tcPr>
+            <w:tcW w:type="dxa" w:w="2160"/>
+          </w:tcPr>
+          <w:p>
+            <w:r>
+              <w:rPr>
+                <w:b/>
+              </w:rPr>
+              <w:t>Owner</w:t>
+            </w:r>
+          </w:p>
+        </w:tc>
+        <w:tc>
+          <w:tcPr>
+            <w:tcW w:type="dxa" w:w="2160"/>
+          </w:tcPr>
+          <w:p>
+            <w:r>
+              <w:rPr>
+                <w:b/>
+              </w:rPr>
+              <w:t>Target SLA</w:t>
+            </w:r>
+          </w:p>
+        </w:tc>
+        <w:tc>
+          <w:tcPr>
+            <w:tcW w:type="dxa" w:w="2160"/>
+          </w:tcPr>
+          <w:p>
+            <w:r>
+              <w:rPr>
+                <w:b/>
+              </w:rPr>
+              <w:t>Verification Status</w:t>
+            </w:r>
+          </w:p>
+        </w:tc>
+      </w:tr>
+      <w:tr>
+        <w:tc>
+          <w:tcPr>
+            <w:tcW w:type="dxa" w:w="2160"/>
+          </w:tcPr>
+          <w:p>
+            <w:r>
+              <w:t>Compensation and Benefits</w:t>
+            </w:r>
+          </w:p>
+        </w:tc>
+        <w:tc>
+          <w:tcPr>
+            <w:tcW w:type="dxa" w:w="2160"/>
+          </w:tcPr>
+          <w:p>
+            <w:r>
+              <w:t>Sam Whitfield</w:t>
+            </w:r>
+          </w:p>
+        </w:tc>
+        <w:tc>
+          <w:tcPr>
+            <w:tcW w:type="dxa" w:w="2160"/>
+          </w:tcPr>
+          <w:p>
+            <w:r>
+              <w:t>5 business days</w:t>
+            </w:r>
+          </w:p>
+        </w:tc>
+        <w:tc>
+          <w:tcPr>
+            <w:tcW w:type="dxa" w:w="2160"/>
+          </w:tcPr>
+          <w:p>
+            <w:r>
+              <w:t>Verified</w:t>
+            </w:r>
+          </w:p>
+        </w:tc>
+      </w:tr>
+      <w:tr>
+        <w:tc>
+          <w:tcPr>
+            <w:tcW w:type="dxa" w:w="2160"/>
+          </w:tcPr>
+          <w:p>
+            <w:r>
+              <w:t>Relocation Assistance Policy Gate 1</w:t>
+            </w:r>
+          </w:p>
+        </w:tc>
+        <w:tc>
+          <w:tcPr>
+            <w:tcW w:type="dxa" w:w="2160"/>
+          </w:tcPr>
+          <w:p>
+            <w:r>
+              <w:t>Sam Whitfield</w:t>
+            </w:r>
+          </w:p>
+        </w:tc>
+        <w:tc>
+          <w:tcPr>
+            <w:tcW w:type="dxa" w:w="2160"/>
+          </w:tcPr>
+          <w:p>
+            <w:r>
+              <w:t>3 business days</w:t>
+            </w:r>
+          </w:p>
+        </w:tc>
+        <w:tc>
+          <w:tcPr>
+            <w:tcW w:type="dxa" w:w="2160"/>
+          </w:tcPr>
+          <w:p>
+            <w:r>
+              <w:t>Active</w:t>
+            </w:r>
+          </w:p>
+        </w:tc>
+      </w:tr>
+      <w:tr>
+        <w:tc>
+          <w:tcPr>
+            <w:tcW w:type="dxa" w:w="2160"/>
+          </w:tcPr>
+          <w:p>
+            <w:r>
+              <w:t>Relocation Assistance Policy Gate 2</w:t>
+            </w:r>
+          </w:p>
+        </w:tc>
+        <w:tc>
+          <w:tcPr>
+            <w:tcW w:type="dxa" w:w="2160"/>
+          </w:tcPr>
+          <w:p>
+            <w:r>
+              <w:t>Sam Whitfield</w:t>
+            </w:r>
+          </w:p>
+        </w:tc>
+        <w:tc>
+          <w:tcPr>
+            <w:tcW w:type="dxa" w:w="2160"/>
+          </w:tcPr>
+          <w:p>
+            <w:r>
+              <w:t>10 business days</w:t>
+            </w:r>
+          </w:p>
+        </w:tc>
+        <w:tc>
+          <w:tcPr>
+            <w:tcW w:type="dxa" w:w="2160"/>
+          </w:tcPr>
+          <w:p>
+            <w:r>
+              <w:t>Monitored</w:t>
+            </w:r>
+          </w:p>
+        </w:tc>
+      </w:tr>
+      <w:tr>
+        <w:tc>
+          <w:tcPr>
+            <w:tcW w:type="dxa" w:w="2160"/>
+          </w:tcPr>
+          <w:p>
+            <w:r>
+              <w:t>Sec-12</w:t>
+            </w:r>
+          </w:p>
+        </w:tc>
+        <w:tc>
+          <w:tcPr>
+            <w:tcW w:type="dxa" w:w="2160"/>
+          </w:tcPr>
+          <w:p>
+            <w:r>
+              <w:t>Sam Whitfield</w:t>
+            </w:r>
+          </w:p>
+        </w:tc>
+        <w:tc>
+          <w:tcPr>
+            <w:tcW w:type="dxa" w:w="2160"/>
+          </w:tcPr>
+          <w:p>
+            <w:r>
+              <w:t>10 business days</w:t>
+            </w:r>
+          </w:p>
+        </w:tc>
+        <w:tc>
+          <w:tcPr>
+            <w:tcW w:type="dxa" w:w="2160"/>
+          </w:tcPr>
+          <w:p>
+            <w:r>
+              <w:t>Stage 12 Verified</w:t>
+            </w:r>
+          </w:p>
+        </w:tc>
+      </w:tr>
+    </w:tbl>
+    <w:p>
+      <w:r>
+        <w:rPr>
+          <w:color w:val="808080"/>
+          <w:sz w:val="16"/>
+        </w:rPr>
+        <w:t>Page 12 of 12 | HR Knowledge Hub | Compensation and Benefits | SharePoint Online</w:t>
       </w:r>
     </w:p>
     <w:sectPr>

--- a/data/sites/hr/Compensation and Benefits/relocation-assistance-policy.docx
+++ b/data/sites/hr/Compensation and Benefits/relocation-assistance-policy.docx
@@ -260,7 +260,7 @@
           <w:color w:val="808080"/>
           <w:sz w:val="16"/>
         </w:rPr>
-        <w:t>Page 1 of 12 | HR Knowledge Hub | Compensation and Benefits | SharePoint Online</w:t>
+        <w:t>Page 1 of 5 | HR Knowledge Hub | Compensation and Benefits | SharePoint Online</w:t>
       </w:r>
     </w:p>
     <w:p>
@@ -587,7 +587,7 @@
           <w:color w:val="808080"/>
           <w:sz w:val="16"/>
         </w:rPr>
-        <w:t>Page 2 of 12 | HR Knowledge Hub | Compensation and Benefits | SharePoint Online</w:t>
+        <w:t>Page 2 of 5 | HR Knowledge Hub | Compensation and Benefits | SharePoint Online</w:t>
       </w:r>
     </w:p>
     <w:p>
@@ -878,7 +878,7 @@
           <w:color w:val="808080"/>
           <w:sz w:val="16"/>
         </w:rPr>
-        <w:t>Page 3 of 12 | HR Knowledge Hub | Compensation and Benefits | SharePoint Online</w:t>
+        <w:t>Page 3 of 5 | HR Knowledge Hub | Compensation and Benefits | SharePoint Online</w:t>
       </w:r>
     </w:p>
     <w:p>
@@ -1205,7 +1205,7 @@
           <w:color w:val="808080"/>
           <w:sz w:val="16"/>
         </w:rPr>
-        <w:t>Page 4 of 12 | HR Knowledge Hub | Compensation and Benefits | SharePoint Online</w:t>
+        <w:t>Page 4 of 5 | HR Knowledge Hub | Compensation and Benefits | SharePoint Online</w:t>
       </w:r>
     </w:p>
     <w:p>
@@ -1218,12 +1218,12 @@
         <w:pStyle w:val="Heading1"/>
       </w:pPr>
       <w:r>
-        <w:t>Section 5: Roles, Responsibilities &amp; RACI</w:t>
+        <w:t>Section 5: Appendix, Lineage &amp; Sign-off</w:t>
       </w:r>
     </w:p>
     <w:p>
       <w:r>
-        <w:t>Covers eligibility, reimbursable expenses, and repayment terms for employees relocating for a new role. Section 5 (Roles, Responsibilities &amp; RACI) applies to Compensation and Benefits within HR Knowledge Hub and is maintained by Sam Whitfield. Clarifies ownership across accountable executives, operational leads, and reviewers.</w:t>
+        <w:t>Covers eligibility, reimbursable expenses, and repayment terms for employees relocating for a new role. Section 5 (Appendix, Lineage &amp; Sign-off) applies to Compensation and Benefits within HR Knowledge Hub and is maintained by Sam Whitfield. Records document lineage, governance metadata, version history, and owner sign-off.</w:t>
       </w:r>
     </w:p>
     <w:p>
@@ -1496,2188 +1496,7 @@
           <w:color w:val="808080"/>
           <w:sz w:val="16"/>
         </w:rPr>
-        <w:t>Page 5 of 12 | HR Knowledge Hub | Compensation and Benefits | SharePoint Online</w:t>
-      </w:r>
-    </w:p>
-    <w:p>
-      <w:r>
-        <w:br w:type="page"/>
-      </w:r>
-    </w:p>
-    <w:p>
-      <w:pPr>
-        <w:pStyle w:val="Heading1"/>
-      </w:pPr>
-      <w:r>
-        <w:t>Section 6: Standard Operating Procedures</w:t>
-      </w:r>
-    </w:p>
-    <w:p>
-      <w:r>
-        <w:t>Covers eligibility, reimbursable expenses, and repayment terms for employees relocating for a new role. Section 6 (Standard Operating Procedures) applies to Compensation and Benefits within HR Knowledge Hub and is maintained by Sam Whitfield. Provides step-by-step execution checklists, intake criteria, and verification gates.</w:t>
-      </w:r>
-    </w:p>
-    <w:p>
-      <w:r>
-        <w:t>Operational requirement 6.1: Covered expenses include moving company costs, temporary housing up to 30 days, and one house-hunting trip. Secondary control 6.2: Relocation assistance must be repaid in full if the employee resigns within 12 months.</w:t>
-      </w:r>
-    </w:p>
-    <w:p>
-      <w:pPr>
-        <w:pStyle w:val="ListBullet"/>
-      </w:pPr>
-      <w:r>
-        <w:t>Covered expenses include moving company costs, temporary housing up to 30 days, and one house-hunting trip.</w:t>
-      </w:r>
-    </w:p>
-    <w:p>
-      <w:pPr>
-        <w:pStyle w:val="ListBullet"/>
-      </w:pPr>
-      <w:r>
-        <w:t>Relocation assistance must be repaid in full if the employee resigns within 12 months.</w:t>
-      </w:r>
-    </w:p>
-    <w:p>
-      <w:pPr>
-        <w:pStyle w:val="ListBullet"/>
-      </w:pPr>
-      <w:r>
-        <w:t>Section 6 review cadence is tracked by Sam Whitfield under Compensation and Benefits governance.</w:t>
-      </w:r>
-    </w:p>
-    <w:tbl>
-      <w:tblPr>
-        <w:tblStyle w:val="LightGrid-Accent1"/>
-        <w:tblW w:type="auto" w:w="0"/>
-        <w:tblLook w:firstColumn="1" w:firstRow="1" w:lastColumn="0" w:lastRow="0" w:noHBand="0" w:noVBand="1" w:val="04A0"/>
-      </w:tblPr>
-      <w:tblGrid>
-        <w:gridCol w:w="2160"/>
-        <w:gridCol w:w="2160"/>
-        <w:gridCol w:w="2160"/>
-        <w:gridCol w:w="2160"/>
-      </w:tblGrid>
-      <w:tr>
-        <w:tc>
-          <w:tcPr>
-            <w:tcW w:type="dxa" w:w="2160"/>
-          </w:tcPr>
-          <w:p>
-            <w:r>
-              <w:rPr>
-                <w:b/>
-              </w:rPr>
-              <w:t>Control Area</w:t>
-            </w:r>
-          </w:p>
-        </w:tc>
-        <w:tc>
-          <w:tcPr>
-            <w:tcW w:type="dxa" w:w="2160"/>
-          </w:tcPr>
-          <w:p>
-            <w:r>
-              <w:rPr>
-                <w:b/>
-              </w:rPr>
-              <w:t>Owner</w:t>
-            </w:r>
-          </w:p>
-        </w:tc>
-        <w:tc>
-          <w:tcPr>
-            <w:tcW w:type="dxa" w:w="2160"/>
-          </w:tcPr>
-          <w:p>
-            <w:r>
-              <w:rPr>
-                <w:b/>
-              </w:rPr>
-              <w:t>Target SLA</w:t>
-            </w:r>
-          </w:p>
-        </w:tc>
-        <w:tc>
-          <w:tcPr>
-            <w:tcW w:type="dxa" w:w="2160"/>
-          </w:tcPr>
-          <w:p>
-            <w:r>
-              <w:rPr>
-                <w:b/>
-              </w:rPr>
-              <w:t>Verification Status</w:t>
-            </w:r>
-          </w:p>
-        </w:tc>
-      </w:tr>
-      <w:tr>
-        <w:tc>
-          <w:tcPr>
-            <w:tcW w:type="dxa" w:w="2160"/>
-          </w:tcPr>
-          <w:p>
-            <w:r>
-              <w:t>Compensation and Benefits</w:t>
-            </w:r>
-          </w:p>
-        </w:tc>
-        <w:tc>
-          <w:tcPr>
-            <w:tcW w:type="dxa" w:w="2160"/>
-          </w:tcPr>
-          <w:p>
-            <w:r>
-              <w:t>Sam Whitfield</w:t>
-            </w:r>
-          </w:p>
-        </w:tc>
-        <w:tc>
-          <w:tcPr>
-            <w:tcW w:type="dxa" w:w="2160"/>
-          </w:tcPr>
-          <w:p>
-            <w:r>
-              <w:t>5 business days</w:t>
-            </w:r>
-          </w:p>
-        </w:tc>
-        <w:tc>
-          <w:tcPr>
-            <w:tcW w:type="dxa" w:w="2160"/>
-          </w:tcPr>
-          <w:p>
-            <w:r>
-              <w:t>Verified</w:t>
-            </w:r>
-          </w:p>
-        </w:tc>
-      </w:tr>
-      <w:tr>
-        <w:tc>
-          <w:tcPr>
-            <w:tcW w:type="dxa" w:w="2160"/>
-          </w:tcPr>
-          <w:p>
-            <w:r>
-              <w:t>Relocation Assistance Policy Gate 1</w:t>
-            </w:r>
-          </w:p>
-        </w:tc>
-        <w:tc>
-          <w:tcPr>
-            <w:tcW w:type="dxa" w:w="2160"/>
-          </w:tcPr>
-          <w:p>
-            <w:r>
-              <w:t>Sam Whitfield</w:t>
-            </w:r>
-          </w:p>
-        </w:tc>
-        <w:tc>
-          <w:tcPr>
-            <w:tcW w:type="dxa" w:w="2160"/>
-          </w:tcPr>
-          <w:p>
-            <w:r>
-              <w:t>3 business days</w:t>
-            </w:r>
-          </w:p>
-        </w:tc>
-        <w:tc>
-          <w:tcPr>
-            <w:tcW w:type="dxa" w:w="2160"/>
-          </w:tcPr>
-          <w:p>
-            <w:r>
-              <w:t>Active</w:t>
-            </w:r>
-          </w:p>
-        </w:tc>
-      </w:tr>
-      <w:tr>
-        <w:tc>
-          <w:tcPr>
-            <w:tcW w:type="dxa" w:w="2160"/>
-          </w:tcPr>
-          <w:p>
-            <w:r>
-              <w:t>Relocation Assistance Policy Gate 2</w:t>
-            </w:r>
-          </w:p>
-        </w:tc>
-        <w:tc>
-          <w:tcPr>
-            <w:tcW w:type="dxa" w:w="2160"/>
-          </w:tcPr>
-          <w:p>
-            <w:r>
-              <w:t>Sam Whitfield</w:t>
-            </w:r>
-          </w:p>
-        </w:tc>
-        <w:tc>
-          <w:tcPr>
-            <w:tcW w:type="dxa" w:w="2160"/>
-          </w:tcPr>
-          <w:p>
-            <w:r>
-              <w:t>10 business days</w:t>
-            </w:r>
-          </w:p>
-        </w:tc>
-        <w:tc>
-          <w:tcPr>
-            <w:tcW w:type="dxa" w:w="2160"/>
-          </w:tcPr>
-          <w:p>
-            <w:r>
-              <w:t>Monitored</w:t>
-            </w:r>
-          </w:p>
-        </w:tc>
-      </w:tr>
-      <w:tr>
-        <w:tc>
-          <w:tcPr>
-            <w:tcW w:type="dxa" w:w="2160"/>
-          </w:tcPr>
-          <w:p>
-            <w:r>
-              <w:t>Sec-6</w:t>
-            </w:r>
-          </w:p>
-        </w:tc>
-        <w:tc>
-          <w:tcPr>
-            <w:tcW w:type="dxa" w:w="2160"/>
-          </w:tcPr>
-          <w:p>
-            <w:r>
-              <w:t>Sam Whitfield</w:t>
-            </w:r>
-          </w:p>
-        </w:tc>
-        <w:tc>
-          <w:tcPr>
-            <w:tcW w:type="dxa" w:w="2160"/>
-          </w:tcPr>
-          <w:p>
-            <w:r>
-              <w:t>10 business days</w:t>
-            </w:r>
-          </w:p>
-        </w:tc>
-        <w:tc>
-          <w:tcPr>
-            <w:tcW w:type="dxa" w:w="2160"/>
-          </w:tcPr>
-          <w:p>
-            <w:r>
-              <w:t>Stage 6 Verified</w:t>
-            </w:r>
-          </w:p>
-        </w:tc>
-      </w:tr>
-    </w:tbl>
-    <w:p>
-      <w:r>
-        <w:drawing>
-          <wp:inline xmlns:a="http://schemas.openxmlformats.org/drawingml/2006/main" xmlns:pic="http://schemas.openxmlformats.org/drawingml/2006/picture">
-            <wp:extent cx="5303520" cy="1744579"/>
-            <wp:docPr id="3" name="Picture 3"/>
-            <wp:cNvGraphicFramePr>
-              <a:graphicFrameLocks noChangeAspect="1"/>
-            </wp:cNvGraphicFramePr>
-            <a:graphic>
-              <a:graphicData uri="http://schemas.openxmlformats.org/drawingml/2006/picture">
-                <pic:pic>
-                  <pic:nvPicPr>
-                    <pic:cNvPr id="0" name="image.png"/>
-                    <pic:cNvPicPr/>
-                  </pic:nvPicPr>
-                  <pic:blipFill>
-                    <a:blip r:embed="rId9"/>
-                    <a:stretch>
-                      <a:fillRect/>
-                    </a:stretch>
-                  </pic:blipFill>
-                  <pic:spPr>
-                    <a:xfrm>
-                      <a:off x="0" y="0"/>
-                      <a:ext cx="5303520" cy="1744579"/>
-                    </a:xfrm>
-                    <a:prstGeom prst="rect"/>
-                  </pic:spPr>
-                </pic:pic>
-              </a:graphicData>
-            </a:graphic>
-          </wp:inline>
-        </w:drawing>
-      </w:r>
-    </w:p>
-    <w:p>
-      <w:r>
-        <w:rPr>
-          <w:color w:val="808080"/>
-          <w:sz w:val="16"/>
-        </w:rPr>
-        <w:t>Page 6 of 12 | HR Knowledge Hub | Compensation and Benefits | SharePoint Online</w:t>
-      </w:r>
-    </w:p>
-    <w:p>
-      <w:r>
-        <w:br w:type="page"/>
-      </w:r>
-    </w:p>
-    <w:p>
-      <w:pPr>
-        <w:pStyle w:val="Heading1"/>
-      </w:pPr>
-      <w:r>
-        <w:t>Section 7: Risk Register &amp; Mitigations</w:t>
-      </w:r>
-    </w:p>
-    <w:p>
-      <w:r>
-        <w:t>Covers eligibility, reimbursable expenses, and repayment terms for employees relocating for a new role. Section 7 (Risk Register &amp; Mitigations) applies to Compensation and Benefits within HR Knowledge Hub and is maintained by Sam Whitfield. Catalogs operational, compliance, and delivery risks alongside preventive mitigations.</w:t>
-      </w:r>
-    </w:p>
-    <w:p>
-      <w:r>
-        <w:t>Operational requirement 7.1: Relocation assistance must be repaid in full if the employee resigns within 12 months. Secondary control 7.2: International relocations route through the global mobility team, not this policy.</w:t>
-      </w:r>
-    </w:p>
-    <w:p>
-      <w:pPr>
-        <w:pStyle w:val="ListBullet"/>
-      </w:pPr>
-      <w:r>
-        <w:t>Relocation assistance must be repaid in full if the employee resigns within 12 months.</w:t>
-      </w:r>
-    </w:p>
-    <w:p>
-      <w:pPr>
-        <w:pStyle w:val="ListBullet"/>
-      </w:pPr>
-      <w:r>
-        <w:t>International relocations route through the global mobility team, not this policy.</w:t>
-      </w:r>
-    </w:p>
-    <w:p>
-      <w:pPr>
-        <w:pStyle w:val="ListBullet"/>
-      </w:pPr>
-      <w:r>
-        <w:t>Section 7 review cadence is tracked by Sam Whitfield under Compensation and Benefits governance.</w:t>
-      </w:r>
-    </w:p>
-    <w:tbl>
-      <w:tblPr>
-        <w:tblStyle w:val="LightGrid-Accent1"/>
-        <w:tblW w:type="auto" w:w="0"/>
-        <w:tblLook w:firstColumn="1" w:firstRow="1" w:lastColumn="0" w:lastRow="0" w:noHBand="0" w:noVBand="1" w:val="04A0"/>
-      </w:tblPr>
-      <w:tblGrid>
-        <w:gridCol w:w="2160"/>
-        <w:gridCol w:w="2160"/>
-        <w:gridCol w:w="2160"/>
-        <w:gridCol w:w="2160"/>
-      </w:tblGrid>
-      <w:tr>
-        <w:tc>
-          <w:tcPr>
-            <w:tcW w:type="dxa" w:w="2160"/>
-          </w:tcPr>
-          <w:p>
-            <w:r>
-              <w:rPr>
-                <w:b/>
-              </w:rPr>
-              <w:t>Control Area</w:t>
-            </w:r>
-          </w:p>
-        </w:tc>
-        <w:tc>
-          <w:tcPr>
-            <w:tcW w:type="dxa" w:w="2160"/>
-          </w:tcPr>
-          <w:p>
-            <w:r>
-              <w:rPr>
-                <w:b/>
-              </w:rPr>
-              <w:t>Owner</w:t>
-            </w:r>
-          </w:p>
-        </w:tc>
-        <w:tc>
-          <w:tcPr>
-            <w:tcW w:type="dxa" w:w="2160"/>
-          </w:tcPr>
-          <w:p>
-            <w:r>
-              <w:rPr>
-                <w:b/>
-              </w:rPr>
-              <w:t>Target SLA</w:t>
-            </w:r>
-          </w:p>
-        </w:tc>
-        <w:tc>
-          <w:tcPr>
-            <w:tcW w:type="dxa" w:w="2160"/>
-          </w:tcPr>
-          <w:p>
-            <w:r>
-              <w:rPr>
-                <w:b/>
-              </w:rPr>
-              <w:t>Verification Status</w:t>
-            </w:r>
-          </w:p>
-        </w:tc>
-      </w:tr>
-      <w:tr>
-        <w:tc>
-          <w:tcPr>
-            <w:tcW w:type="dxa" w:w="2160"/>
-          </w:tcPr>
-          <w:p>
-            <w:r>
-              <w:t>Compensation and Benefits</w:t>
-            </w:r>
-          </w:p>
-        </w:tc>
-        <w:tc>
-          <w:tcPr>
-            <w:tcW w:type="dxa" w:w="2160"/>
-          </w:tcPr>
-          <w:p>
-            <w:r>
-              <w:t>Sam Whitfield</w:t>
-            </w:r>
-          </w:p>
-        </w:tc>
-        <w:tc>
-          <w:tcPr>
-            <w:tcW w:type="dxa" w:w="2160"/>
-          </w:tcPr>
-          <w:p>
-            <w:r>
-              <w:t>5 business days</w:t>
-            </w:r>
-          </w:p>
-        </w:tc>
-        <w:tc>
-          <w:tcPr>
-            <w:tcW w:type="dxa" w:w="2160"/>
-          </w:tcPr>
-          <w:p>
-            <w:r>
-              <w:t>Verified</w:t>
-            </w:r>
-          </w:p>
-        </w:tc>
-      </w:tr>
-      <w:tr>
-        <w:tc>
-          <w:tcPr>
-            <w:tcW w:type="dxa" w:w="2160"/>
-          </w:tcPr>
-          <w:p>
-            <w:r>
-              <w:t>Relocation Assistance Policy Gate 1</w:t>
-            </w:r>
-          </w:p>
-        </w:tc>
-        <w:tc>
-          <w:tcPr>
-            <w:tcW w:type="dxa" w:w="2160"/>
-          </w:tcPr>
-          <w:p>
-            <w:r>
-              <w:t>Sam Whitfield</w:t>
-            </w:r>
-          </w:p>
-        </w:tc>
-        <w:tc>
-          <w:tcPr>
-            <w:tcW w:type="dxa" w:w="2160"/>
-          </w:tcPr>
-          <w:p>
-            <w:r>
-              <w:t>3 business days</w:t>
-            </w:r>
-          </w:p>
-        </w:tc>
-        <w:tc>
-          <w:tcPr>
-            <w:tcW w:type="dxa" w:w="2160"/>
-          </w:tcPr>
-          <w:p>
-            <w:r>
-              <w:t>Active</w:t>
-            </w:r>
-          </w:p>
-        </w:tc>
-      </w:tr>
-      <w:tr>
-        <w:tc>
-          <w:tcPr>
-            <w:tcW w:type="dxa" w:w="2160"/>
-          </w:tcPr>
-          <w:p>
-            <w:r>
-              <w:t>Relocation Assistance Policy Gate 2</w:t>
-            </w:r>
-          </w:p>
-        </w:tc>
-        <w:tc>
-          <w:tcPr>
-            <w:tcW w:type="dxa" w:w="2160"/>
-          </w:tcPr>
-          <w:p>
-            <w:r>
-              <w:t>Sam Whitfield</w:t>
-            </w:r>
-          </w:p>
-        </w:tc>
-        <w:tc>
-          <w:tcPr>
-            <w:tcW w:type="dxa" w:w="2160"/>
-          </w:tcPr>
-          <w:p>
-            <w:r>
-              <w:t>10 business days</w:t>
-            </w:r>
-          </w:p>
-        </w:tc>
-        <w:tc>
-          <w:tcPr>
-            <w:tcW w:type="dxa" w:w="2160"/>
-          </w:tcPr>
-          <w:p>
-            <w:r>
-              <w:t>Monitored</w:t>
-            </w:r>
-          </w:p>
-        </w:tc>
-      </w:tr>
-      <w:tr>
-        <w:tc>
-          <w:tcPr>
-            <w:tcW w:type="dxa" w:w="2160"/>
-          </w:tcPr>
-          <w:p>
-            <w:r>
-              <w:t>Sec-7</w:t>
-            </w:r>
-          </w:p>
-        </w:tc>
-        <w:tc>
-          <w:tcPr>
-            <w:tcW w:type="dxa" w:w="2160"/>
-          </w:tcPr>
-          <w:p>
-            <w:r>
-              <w:t>Sam Whitfield</w:t>
-            </w:r>
-          </w:p>
-        </w:tc>
-        <w:tc>
-          <w:tcPr>
-            <w:tcW w:type="dxa" w:w="2160"/>
-          </w:tcPr>
-          <w:p>
-            <w:r>
-              <w:t>5 business days</w:t>
-            </w:r>
-          </w:p>
-        </w:tc>
-        <w:tc>
-          <w:tcPr>
-            <w:tcW w:type="dxa" w:w="2160"/>
-          </w:tcPr>
-          <w:p>
-            <w:r>
-              <w:t>Stage 7 Verified</w:t>
-            </w:r>
-          </w:p>
-        </w:tc>
-      </w:tr>
-    </w:tbl>
-    <w:p>
-      <w:r>
-        <w:rPr>
-          <w:color w:val="808080"/>
-          <w:sz w:val="16"/>
-        </w:rPr>
-        <w:t>Page 7 of 12 | HR Knowledge Hub | Compensation and Benefits | SharePoint Online</w:t>
-      </w:r>
-    </w:p>
-    <w:p>
-      <w:r>
-        <w:br w:type="page"/>
-      </w:r>
-    </w:p>
-    <w:p>
-      <w:pPr>
-        <w:pStyle w:val="Heading1"/>
-      </w:pPr>
-      <w:r>
-        <w:t>Section 8: Quality Assurance &amp; Audits</w:t>
-      </w:r>
-    </w:p>
-    <w:p>
-      <w:r>
-        <w:t>Covers eligibility, reimbursable expenses, and repayment terms for employees relocating for a new role. Section 8 (Quality Assurance &amp; Audits) applies to Compensation and Benefits within HR Knowledge Hub and is maintained by Sam Whitfield. Specifies sampling frequencies, inspection tolerances, and nonconformance workflows.</w:t>
-      </w:r>
-    </w:p>
-    <w:p>
-      <w:r>
-        <w:t>Operational requirement 8.1: International relocations route through the global mobility team, not this policy. Secondary control 8.2: Relocation packages are tiered by distance: under 50 miles, 50-500 miles, and over 500 miles.</w:t>
-      </w:r>
-    </w:p>
-    <w:p>
-      <w:pPr>
-        <w:pStyle w:val="ListBullet"/>
-      </w:pPr>
-      <w:r>
-        <w:t>International relocations route through the global mobility team, not this policy.</w:t>
-      </w:r>
-    </w:p>
-    <w:p>
-      <w:pPr>
-        <w:pStyle w:val="ListBullet"/>
-      </w:pPr>
-      <w:r>
-        <w:t>Relocation packages are tiered by distance: under 50 miles, 50-500 miles, and over 500 miles.</w:t>
-      </w:r>
-    </w:p>
-    <w:p>
-      <w:pPr>
-        <w:pStyle w:val="ListBullet"/>
-      </w:pPr>
-      <w:r>
-        <w:t>Section 8 review cadence is tracked by Sam Whitfield under Compensation and Benefits governance.</w:t>
-      </w:r>
-    </w:p>
-    <w:tbl>
-      <w:tblPr>
-        <w:tblStyle w:val="LightGrid-Accent1"/>
-        <w:tblW w:type="auto" w:w="0"/>
-        <w:tblLook w:firstColumn="1" w:firstRow="1" w:lastColumn="0" w:lastRow="0" w:noHBand="0" w:noVBand="1" w:val="04A0"/>
-      </w:tblPr>
-      <w:tblGrid>
-        <w:gridCol w:w="2160"/>
-        <w:gridCol w:w="2160"/>
-        <w:gridCol w:w="2160"/>
-        <w:gridCol w:w="2160"/>
-      </w:tblGrid>
-      <w:tr>
-        <w:tc>
-          <w:tcPr>
-            <w:tcW w:type="dxa" w:w="2160"/>
-          </w:tcPr>
-          <w:p>
-            <w:r>
-              <w:rPr>
-                <w:b/>
-              </w:rPr>
-              <w:t>Control Area</w:t>
-            </w:r>
-          </w:p>
-        </w:tc>
-        <w:tc>
-          <w:tcPr>
-            <w:tcW w:type="dxa" w:w="2160"/>
-          </w:tcPr>
-          <w:p>
-            <w:r>
-              <w:rPr>
-                <w:b/>
-              </w:rPr>
-              <w:t>Owner</w:t>
-            </w:r>
-          </w:p>
-        </w:tc>
-        <w:tc>
-          <w:tcPr>
-            <w:tcW w:type="dxa" w:w="2160"/>
-          </w:tcPr>
-          <w:p>
-            <w:r>
-              <w:rPr>
-                <w:b/>
-              </w:rPr>
-              <w:t>Target SLA</w:t>
-            </w:r>
-          </w:p>
-        </w:tc>
-        <w:tc>
-          <w:tcPr>
-            <w:tcW w:type="dxa" w:w="2160"/>
-          </w:tcPr>
-          <w:p>
-            <w:r>
-              <w:rPr>
-                <w:b/>
-              </w:rPr>
-              <w:t>Verification Status</w:t>
-            </w:r>
-          </w:p>
-        </w:tc>
-      </w:tr>
-      <w:tr>
-        <w:tc>
-          <w:tcPr>
-            <w:tcW w:type="dxa" w:w="2160"/>
-          </w:tcPr>
-          <w:p>
-            <w:r>
-              <w:t>Compensation and Benefits</w:t>
-            </w:r>
-          </w:p>
-        </w:tc>
-        <w:tc>
-          <w:tcPr>
-            <w:tcW w:type="dxa" w:w="2160"/>
-          </w:tcPr>
-          <w:p>
-            <w:r>
-              <w:t>Sam Whitfield</w:t>
-            </w:r>
-          </w:p>
-        </w:tc>
-        <w:tc>
-          <w:tcPr>
-            <w:tcW w:type="dxa" w:w="2160"/>
-          </w:tcPr>
-          <w:p>
-            <w:r>
-              <w:t>5 business days</w:t>
-            </w:r>
-          </w:p>
-        </w:tc>
-        <w:tc>
-          <w:tcPr>
-            <w:tcW w:type="dxa" w:w="2160"/>
-          </w:tcPr>
-          <w:p>
-            <w:r>
-              <w:t>Verified</w:t>
-            </w:r>
-          </w:p>
-        </w:tc>
-      </w:tr>
-      <w:tr>
-        <w:tc>
-          <w:tcPr>
-            <w:tcW w:type="dxa" w:w="2160"/>
-          </w:tcPr>
-          <w:p>
-            <w:r>
-              <w:t>Relocation Assistance Policy Gate 1</w:t>
-            </w:r>
-          </w:p>
-        </w:tc>
-        <w:tc>
-          <w:tcPr>
-            <w:tcW w:type="dxa" w:w="2160"/>
-          </w:tcPr>
-          <w:p>
-            <w:r>
-              <w:t>Sam Whitfield</w:t>
-            </w:r>
-          </w:p>
-        </w:tc>
-        <w:tc>
-          <w:tcPr>
-            <w:tcW w:type="dxa" w:w="2160"/>
-          </w:tcPr>
-          <w:p>
-            <w:r>
-              <w:t>3 business days</w:t>
-            </w:r>
-          </w:p>
-        </w:tc>
-        <w:tc>
-          <w:tcPr>
-            <w:tcW w:type="dxa" w:w="2160"/>
-          </w:tcPr>
-          <w:p>
-            <w:r>
-              <w:t>Active</w:t>
-            </w:r>
-          </w:p>
-        </w:tc>
-      </w:tr>
-      <w:tr>
-        <w:tc>
-          <w:tcPr>
-            <w:tcW w:type="dxa" w:w="2160"/>
-          </w:tcPr>
-          <w:p>
-            <w:r>
-              <w:t>Relocation Assistance Policy Gate 2</w:t>
-            </w:r>
-          </w:p>
-        </w:tc>
-        <w:tc>
-          <w:tcPr>
-            <w:tcW w:type="dxa" w:w="2160"/>
-          </w:tcPr>
-          <w:p>
-            <w:r>
-              <w:t>Sam Whitfield</w:t>
-            </w:r>
-          </w:p>
-        </w:tc>
-        <w:tc>
-          <w:tcPr>
-            <w:tcW w:type="dxa" w:w="2160"/>
-          </w:tcPr>
-          <w:p>
-            <w:r>
-              <w:t>10 business days</w:t>
-            </w:r>
-          </w:p>
-        </w:tc>
-        <w:tc>
-          <w:tcPr>
-            <w:tcW w:type="dxa" w:w="2160"/>
-          </w:tcPr>
-          <w:p>
-            <w:r>
-              <w:t>Monitored</w:t>
-            </w:r>
-          </w:p>
-        </w:tc>
-      </w:tr>
-      <w:tr>
-        <w:tc>
-          <w:tcPr>
-            <w:tcW w:type="dxa" w:w="2160"/>
-          </w:tcPr>
-          <w:p>
-            <w:r>
-              <w:t>Sec-8</w:t>
-            </w:r>
-          </w:p>
-        </w:tc>
-        <w:tc>
-          <w:tcPr>
-            <w:tcW w:type="dxa" w:w="2160"/>
-          </w:tcPr>
-          <w:p>
-            <w:r>
-              <w:t>Sam Whitfield</w:t>
-            </w:r>
-          </w:p>
-        </w:tc>
-        <w:tc>
-          <w:tcPr>
-            <w:tcW w:type="dxa" w:w="2160"/>
-          </w:tcPr>
-          <w:p>
-            <w:r>
-              <w:t>3 business days</w:t>
-            </w:r>
-          </w:p>
-        </w:tc>
-        <w:tc>
-          <w:tcPr>
-            <w:tcW w:type="dxa" w:w="2160"/>
-          </w:tcPr>
-          <w:p>
-            <w:r>
-              <w:t>Stage 8 Verified</w:t>
-            </w:r>
-          </w:p>
-        </w:tc>
-      </w:tr>
-    </w:tbl>
-    <w:p>
-      <w:r>
-        <w:drawing>
-          <wp:inline xmlns:a="http://schemas.openxmlformats.org/drawingml/2006/main" xmlns:pic="http://schemas.openxmlformats.org/drawingml/2006/picture">
-            <wp:extent cx="5303520" cy="1744579"/>
-            <wp:docPr id="4" name="Picture 4"/>
-            <wp:cNvGraphicFramePr>
-              <a:graphicFrameLocks noChangeAspect="1"/>
-            </wp:cNvGraphicFramePr>
-            <a:graphic>
-              <a:graphicData uri="http://schemas.openxmlformats.org/drawingml/2006/picture">
-                <pic:pic>
-                  <pic:nvPicPr>
-                    <pic:cNvPr id="0" name="image.png"/>
-                    <pic:cNvPicPr/>
-                  </pic:nvPicPr>
-                  <pic:blipFill>
-                    <a:blip r:embed="rId10"/>
-                    <a:stretch>
-                      <a:fillRect/>
-                    </a:stretch>
-                  </pic:blipFill>
-                  <pic:spPr>
-                    <a:xfrm>
-                      <a:off x="0" y="0"/>
-                      <a:ext cx="5303520" cy="1744579"/>
-                    </a:xfrm>
-                    <a:prstGeom prst="rect"/>
-                  </pic:spPr>
-                </pic:pic>
-              </a:graphicData>
-            </a:graphic>
-          </wp:inline>
-        </w:drawing>
-      </w:r>
-    </w:p>
-    <w:p>
-      <w:r>
-        <w:rPr>
-          <w:color w:val="808080"/>
-          <w:sz w:val="16"/>
-        </w:rPr>
-        <w:t>Page 8 of 12 | HR Knowledge Hub | Compensation and Benefits | SharePoint Online</w:t>
-      </w:r>
-    </w:p>
-    <w:p>
-      <w:r>
-        <w:br w:type="page"/>
-      </w:r>
-    </w:p>
-    <w:p>
-      <w:pPr>
-        <w:pStyle w:val="Heading1"/>
-      </w:pPr>
-      <w:r>
-        <w:t>Section 9: Exception Handling &amp; Escalations</w:t>
-      </w:r>
-    </w:p>
-    <w:p>
-      <w:r>
-        <w:t>Covers eligibility, reimbursable expenses, and repayment terms for employees relocating for a new role. Section 9 (Exception Handling &amp; Escalations) applies to Compensation and Benefits within HR Knowledge Hub and is maintained by Sam Whitfield. Outlines severity tiers, response SLAs, and cross-functional escalation paths.</w:t>
-      </w:r>
-    </w:p>
-    <w:p>
-      <w:r>
-        <w:t>Operational requirement 9.1: Relocation packages are tiered by distance: under 50 miles, 50-500 miles, and over 500 miles. Secondary control 9.2: Covered expenses include moving company costs, temporary housing up to 30 days, and one house-hunting trip.</w:t>
-      </w:r>
-    </w:p>
-    <w:p>
-      <w:pPr>
-        <w:pStyle w:val="ListBullet"/>
-      </w:pPr>
-      <w:r>
-        <w:t>Relocation packages are tiered by distance: under 50 miles, 50-500 miles, and over 500 miles.</w:t>
-      </w:r>
-    </w:p>
-    <w:p>
-      <w:pPr>
-        <w:pStyle w:val="ListBullet"/>
-      </w:pPr>
-      <w:r>
-        <w:t>Covered expenses include moving company costs, temporary housing up to 30 days, and one house-hunting trip.</w:t>
-      </w:r>
-    </w:p>
-    <w:p>
-      <w:pPr>
-        <w:pStyle w:val="ListBullet"/>
-      </w:pPr>
-      <w:r>
-        <w:t>Section 9 review cadence is tracked by Sam Whitfield under Compensation and Benefits governance.</w:t>
-      </w:r>
-    </w:p>
-    <w:tbl>
-      <w:tblPr>
-        <w:tblStyle w:val="LightGrid-Accent1"/>
-        <w:tblW w:type="auto" w:w="0"/>
-        <w:tblLook w:firstColumn="1" w:firstRow="1" w:lastColumn="0" w:lastRow="0" w:noHBand="0" w:noVBand="1" w:val="04A0"/>
-      </w:tblPr>
-      <w:tblGrid>
-        <w:gridCol w:w="2160"/>
-        <w:gridCol w:w="2160"/>
-        <w:gridCol w:w="2160"/>
-        <w:gridCol w:w="2160"/>
-      </w:tblGrid>
-      <w:tr>
-        <w:tc>
-          <w:tcPr>
-            <w:tcW w:type="dxa" w:w="2160"/>
-          </w:tcPr>
-          <w:p>
-            <w:r>
-              <w:rPr>
-                <w:b/>
-              </w:rPr>
-              <w:t>Control Area</w:t>
-            </w:r>
-          </w:p>
-        </w:tc>
-        <w:tc>
-          <w:tcPr>
-            <w:tcW w:type="dxa" w:w="2160"/>
-          </w:tcPr>
-          <w:p>
-            <w:r>
-              <w:rPr>
-                <w:b/>
-              </w:rPr>
-              <w:t>Owner</w:t>
-            </w:r>
-          </w:p>
-        </w:tc>
-        <w:tc>
-          <w:tcPr>
-            <w:tcW w:type="dxa" w:w="2160"/>
-          </w:tcPr>
-          <w:p>
-            <w:r>
-              <w:rPr>
-                <w:b/>
-              </w:rPr>
-              <w:t>Target SLA</w:t>
-            </w:r>
-          </w:p>
-        </w:tc>
-        <w:tc>
-          <w:tcPr>
-            <w:tcW w:type="dxa" w:w="2160"/>
-          </w:tcPr>
-          <w:p>
-            <w:r>
-              <w:rPr>
-                <w:b/>
-              </w:rPr>
-              <w:t>Verification Status</w:t>
-            </w:r>
-          </w:p>
-        </w:tc>
-      </w:tr>
-      <w:tr>
-        <w:tc>
-          <w:tcPr>
-            <w:tcW w:type="dxa" w:w="2160"/>
-          </w:tcPr>
-          <w:p>
-            <w:r>
-              <w:t>Compensation and Benefits</w:t>
-            </w:r>
-          </w:p>
-        </w:tc>
-        <w:tc>
-          <w:tcPr>
-            <w:tcW w:type="dxa" w:w="2160"/>
-          </w:tcPr>
-          <w:p>
-            <w:r>
-              <w:t>Sam Whitfield</w:t>
-            </w:r>
-          </w:p>
-        </w:tc>
-        <w:tc>
-          <w:tcPr>
-            <w:tcW w:type="dxa" w:w="2160"/>
-          </w:tcPr>
-          <w:p>
-            <w:r>
-              <w:t>5 business days</w:t>
-            </w:r>
-          </w:p>
-        </w:tc>
-        <w:tc>
-          <w:tcPr>
-            <w:tcW w:type="dxa" w:w="2160"/>
-          </w:tcPr>
-          <w:p>
-            <w:r>
-              <w:t>Verified</w:t>
-            </w:r>
-          </w:p>
-        </w:tc>
-      </w:tr>
-      <w:tr>
-        <w:tc>
-          <w:tcPr>
-            <w:tcW w:type="dxa" w:w="2160"/>
-          </w:tcPr>
-          <w:p>
-            <w:r>
-              <w:t>Relocation Assistance Policy Gate 1</w:t>
-            </w:r>
-          </w:p>
-        </w:tc>
-        <w:tc>
-          <w:tcPr>
-            <w:tcW w:type="dxa" w:w="2160"/>
-          </w:tcPr>
-          <w:p>
-            <w:r>
-              <w:t>Sam Whitfield</w:t>
-            </w:r>
-          </w:p>
-        </w:tc>
-        <w:tc>
-          <w:tcPr>
-            <w:tcW w:type="dxa" w:w="2160"/>
-          </w:tcPr>
-          <w:p>
-            <w:r>
-              <w:t>3 business days</w:t>
-            </w:r>
-          </w:p>
-        </w:tc>
-        <w:tc>
-          <w:tcPr>
-            <w:tcW w:type="dxa" w:w="2160"/>
-          </w:tcPr>
-          <w:p>
-            <w:r>
-              <w:t>Active</w:t>
-            </w:r>
-          </w:p>
-        </w:tc>
-      </w:tr>
-      <w:tr>
-        <w:tc>
-          <w:tcPr>
-            <w:tcW w:type="dxa" w:w="2160"/>
-          </w:tcPr>
-          <w:p>
-            <w:r>
-              <w:t>Relocation Assistance Policy Gate 2</w:t>
-            </w:r>
-          </w:p>
-        </w:tc>
-        <w:tc>
-          <w:tcPr>
-            <w:tcW w:type="dxa" w:w="2160"/>
-          </w:tcPr>
-          <w:p>
-            <w:r>
-              <w:t>Sam Whitfield</w:t>
-            </w:r>
-          </w:p>
-        </w:tc>
-        <w:tc>
-          <w:tcPr>
-            <w:tcW w:type="dxa" w:w="2160"/>
-          </w:tcPr>
-          <w:p>
-            <w:r>
-              <w:t>10 business days</w:t>
-            </w:r>
-          </w:p>
-        </w:tc>
-        <w:tc>
-          <w:tcPr>
-            <w:tcW w:type="dxa" w:w="2160"/>
-          </w:tcPr>
-          <w:p>
-            <w:r>
-              <w:t>Monitored</w:t>
-            </w:r>
-          </w:p>
-        </w:tc>
-      </w:tr>
-      <w:tr>
-        <w:tc>
-          <w:tcPr>
-            <w:tcW w:type="dxa" w:w="2160"/>
-          </w:tcPr>
-          <w:p>
-            <w:r>
-              <w:t>Sec-9</w:t>
-            </w:r>
-          </w:p>
-        </w:tc>
-        <w:tc>
-          <w:tcPr>
-            <w:tcW w:type="dxa" w:w="2160"/>
-          </w:tcPr>
-          <w:p>
-            <w:r>
-              <w:t>Sam Whitfield</w:t>
-            </w:r>
-          </w:p>
-        </w:tc>
-        <w:tc>
-          <w:tcPr>
-            <w:tcW w:type="dxa" w:w="2160"/>
-          </w:tcPr>
-          <w:p>
-            <w:r>
-              <w:t>10 business days</w:t>
-            </w:r>
-          </w:p>
-        </w:tc>
-        <w:tc>
-          <w:tcPr>
-            <w:tcW w:type="dxa" w:w="2160"/>
-          </w:tcPr>
-          <w:p>
-            <w:r>
-              <w:t>Stage 9 Verified</w:t>
-            </w:r>
-          </w:p>
-        </w:tc>
-      </w:tr>
-    </w:tbl>
-    <w:p>
-      <w:r>
-        <w:drawing>
-          <wp:inline xmlns:a="http://schemas.openxmlformats.org/drawingml/2006/main" xmlns:pic="http://schemas.openxmlformats.org/drawingml/2006/picture">
-            <wp:extent cx="5303520" cy="1744579"/>
-            <wp:docPr id="5" name="Picture 5"/>
-            <wp:cNvGraphicFramePr>
-              <a:graphicFrameLocks noChangeAspect="1"/>
-            </wp:cNvGraphicFramePr>
-            <a:graphic>
-              <a:graphicData uri="http://schemas.openxmlformats.org/drawingml/2006/picture">
-                <pic:pic>
-                  <pic:nvPicPr>
-                    <pic:cNvPr id="0" name="image.png"/>
-                    <pic:cNvPicPr/>
-                  </pic:nvPicPr>
-                  <pic:blipFill>
-                    <a:blip r:embed="rId9"/>
-                    <a:stretch>
-                      <a:fillRect/>
-                    </a:stretch>
-                  </pic:blipFill>
-                  <pic:spPr>
-                    <a:xfrm>
-                      <a:off x="0" y="0"/>
-                      <a:ext cx="5303520" cy="1744579"/>
-                    </a:xfrm>
-                    <a:prstGeom prst="rect"/>
-                  </pic:spPr>
-                </pic:pic>
-              </a:graphicData>
-            </a:graphic>
-          </wp:inline>
-        </w:drawing>
-      </w:r>
-    </w:p>
-    <w:p>
-      <w:r>
-        <w:rPr>
-          <w:color w:val="808080"/>
-          <w:sz w:val="16"/>
-        </w:rPr>
-        <w:t>Page 9 of 12 | HR Knowledge Hub | Compensation and Benefits | SharePoint Online</w:t>
-      </w:r>
-    </w:p>
-    <w:p>
-      <w:r>
-        <w:br w:type="page"/>
-      </w:r>
-    </w:p>
-    <w:p>
-      <w:pPr>
-        <w:pStyle w:val="Heading1"/>
-      </w:pPr>
-      <w:r>
-        <w:t>Section 10: Cross-Functional Dependencies</w:t>
-      </w:r>
-    </w:p>
-    <w:p>
-      <w:r>
-        <w:t>Covers eligibility, reimbursable expenses, and repayment terms for employees relocating for a new role. Section 10 (Cross-Functional Dependencies) applies to Compensation and Benefits within HR Knowledge Hub and is maintained by Sam Whitfield. Documents upstream and downstream team dependencies and service-level commitments.</w:t>
-      </w:r>
-    </w:p>
-    <w:p>
-      <w:r>
-        <w:t>Operational requirement 10.1: Covered expenses include moving company costs, temporary housing up to 30 days, and one house-hunting trip. Secondary control 10.2: Relocation assistance must be repaid in full if the employee resigns within 12 months.</w:t>
-      </w:r>
-    </w:p>
-    <w:p>
-      <w:pPr>
-        <w:pStyle w:val="ListBullet"/>
-      </w:pPr>
-      <w:r>
-        <w:t>Covered expenses include moving company costs, temporary housing up to 30 days, and one house-hunting trip.</w:t>
-      </w:r>
-    </w:p>
-    <w:p>
-      <w:pPr>
-        <w:pStyle w:val="ListBullet"/>
-      </w:pPr>
-      <w:r>
-        <w:t>Relocation assistance must be repaid in full if the employee resigns within 12 months.</w:t>
-      </w:r>
-    </w:p>
-    <w:p>
-      <w:pPr>
-        <w:pStyle w:val="ListBullet"/>
-      </w:pPr>
-      <w:r>
-        <w:t>Section 10 review cadence is tracked by Sam Whitfield under Compensation and Benefits governance.</w:t>
-      </w:r>
-    </w:p>
-    <w:tbl>
-      <w:tblPr>
-        <w:tblStyle w:val="LightGrid-Accent1"/>
-        <w:tblW w:type="auto" w:w="0"/>
-        <w:tblLook w:firstColumn="1" w:firstRow="1" w:lastColumn="0" w:lastRow="0" w:noHBand="0" w:noVBand="1" w:val="04A0"/>
-      </w:tblPr>
-      <w:tblGrid>
-        <w:gridCol w:w="2160"/>
-        <w:gridCol w:w="2160"/>
-        <w:gridCol w:w="2160"/>
-        <w:gridCol w:w="2160"/>
-      </w:tblGrid>
-      <w:tr>
-        <w:tc>
-          <w:tcPr>
-            <w:tcW w:type="dxa" w:w="2160"/>
-          </w:tcPr>
-          <w:p>
-            <w:r>
-              <w:rPr>
-                <w:b/>
-              </w:rPr>
-              <w:t>Control Area</w:t>
-            </w:r>
-          </w:p>
-        </w:tc>
-        <w:tc>
-          <w:tcPr>
-            <w:tcW w:type="dxa" w:w="2160"/>
-          </w:tcPr>
-          <w:p>
-            <w:r>
-              <w:rPr>
-                <w:b/>
-              </w:rPr>
-              <w:t>Owner</w:t>
-            </w:r>
-          </w:p>
-        </w:tc>
-        <w:tc>
-          <w:tcPr>
-            <w:tcW w:type="dxa" w:w="2160"/>
-          </w:tcPr>
-          <w:p>
-            <w:r>
-              <w:rPr>
-                <w:b/>
-              </w:rPr>
-              <w:t>Target SLA</w:t>
-            </w:r>
-          </w:p>
-        </w:tc>
-        <w:tc>
-          <w:tcPr>
-            <w:tcW w:type="dxa" w:w="2160"/>
-          </w:tcPr>
-          <w:p>
-            <w:r>
-              <w:rPr>
-                <w:b/>
-              </w:rPr>
-              <w:t>Verification Status</w:t>
-            </w:r>
-          </w:p>
-        </w:tc>
-      </w:tr>
-      <w:tr>
-        <w:tc>
-          <w:tcPr>
-            <w:tcW w:type="dxa" w:w="2160"/>
-          </w:tcPr>
-          <w:p>
-            <w:r>
-              <w:t>Compensation and Benefits</w:t>
-            </w:r>
-          </w:p>
-        </w:tc>
-        <w:tc>
-          <w:tcPr>
-            <w:tcW w:type="dxa" w:w="2160"/>
-          </w:tcPr>
-          <w:p>
-            <w:r>
-              <w:t>Sam Whitfield</w:t>
-            </w:r>
-          </w:p>
-        </w:tc>
-        <w:tc>
-          <w:tcPr>
-            <w:tcW w:type="dxa" w:w="2160"/>
-          </w:tcPr>
-          <w:p>
-            <w:r>
-              <w:t>5 business days</w:t>
-            </w:r>
-          </w:p>
-        </w:tc>
-        <w:tc>
-          <w:tcPr>
-            <w:tcW w:type="dxa" w:w="2160"/>
-          </w:tcPr>
-          <w:p>
-            <w:r>
-              <w:t>Verified</w:t>
-            </w:r>
-          </w:p>
-        </w:tc>
-      </w:tr>
-      <w:tr>
-        <w:tc>
-          <w:tcPr>
-            <w:tcW w:type="dxa" w:w="2160"/>
-          </w:tcPr>
-          <w:p>
-            <w:r>
-              <w:t>Relocation Assistance Policy Gate 1</w:t>
-            </w:r>
-          </w:p>
-        </w:tc>
-        <w:tc>
-          <w:tcPr>
-            <w:tcW w:type="dxa" w:w="2160"/>
-          </w:tcPr>
-          <w:p>
-            <w:r>
-              <w:t>Sam Whitfield</w:t>
-            </w:r>
-          </w:p>
-        </w:tc>
-        <w:tc>
-          <w:tcPr>
-            <w:tcW w:type="dxa" w:w="2160"/>
-          </w:tcPr>
-          <w:p>
-            <w:r>
-              <w:t>3 business days</w:t>
-            </w:r>
-          </w:p>
-        </w:tc>
-        <w:tc>
-          <w:tcPr>
-            <w:tcW w:type="dxa" w:w="2160"/>
-          </w:tcPr>
-          <w:p>
-            <w:r>
-              <w:t>Active</w:t>
-            </w:r>
-          </w:p>
-        </w:tc>
-      </w:tr>
-      <w:tr>
-        <w:tc>
-          <w:tcPr>
-            <w:tcW w:type="dxa" w:w="2160"/>
-          </w:tcPr>
-          <w:p>
-            <w:r>
-              <w:t>Relocation Assistance Policy Gate 2</w:t>
-            </w:r>
-          </w:p>
-        </w:tc>
-        <w:tc>
-          <w:tcPr>
-            <w:tcW w:type="dxa" w:w="2160"/>
-          </w:tcPr>
-          <w:p>
-            <w:r>
-              <w:t>Sam Whitfield</w:t>
-            </w:r>
-          </w:p>
-        </w:tc>
-        <w:tc>
-          <w:tcPr>
-            <w:tcW w:type="dxa" w:w="2160"/>
-          </w:tcPr>
-          <w:p>
-            <w:r>
-              <w:t>10 business days</w:t>
-            </w:r>
-          </w:p>
-        </w:tc>
-        <w:tc>
-          <w:tcPr>
-            <w:tcW w:type="dxa" w:w="2160"/>
-          </w:tcPr>
-          <w:p>
-            <w:r>
-              <w:t>Monitored</w:t>
-            </w:r>
-          </w:p>
-        </w:tc>
-      </w:tr>
-      <w:tr>
-        <w:tc>
-          <w:tcPr>
-            <w:tcW w:type="dxa" w:w="2160"/>
-          </w:tcPr>
-          <w:p>
-            <w:r>
-              <w:t>Sec-10</w:t>
-            </w:r>
-          </w:p>
-        </w:tc>
-        <w:tc>
-          <w:tcPr>
-            <w:tcW w:type="dxa" w:w="2160"/>
-          </w:tcPr>
-          <w:p>
-            <w:r>
-              <w:t>Sam Whitfield</w:t>
-            </w:r>
-          </w:p>
-        </w:tc>
-        <w:tc>
-          <w:tcPr>
-            <w:tcW w:type="dxa" w:w="2160"/>
-          </w:tcPr>
-          <w:p>
-            <w:r>
-              <w:t>5 business days</w:t>
-            </w:r>
-          </w:p>
-        </w:tc>
-        <w:tc>
-          <w:tcPr>
-            <w:tcW w:type="dxa" w:w="2160"/>
-          </w:tcPr>
-          <w:p>
-            <w:r>
-              <w:t>Stage 10 Verified</w:t>
-            </w:r>
-          </w:p>
-        </w:tc>
-      </w:tr>
-    </w:tbl>
-    <w:p>
-      <w:r>
-        <w:rPr>
-          <w:color w:val="808080"/>
-          <w:sz w:val="16"/>
-        </w:rPr>
-        <w:t>Page 10 of 12 | HR Knowledge Hub | Compensation and Benefits | SharePoint Online</w:t>
-      </w:r>
-    </w:p>
-    <w:p>
-      <w:r>
-        <w:br w:type="page"/>
-      </w:r>
-    </w:p>
-    <w:p>
-      <w:pPr>
-        <w:pStyle w:val="Heading1"/>
-      </w:pPr>
-      <w:r>
-        <w:t>Section 11: Continuous Improvement Roadmap</w:t>
-      </w:r>
-    </w:p>
-    <w:p>
-      <w:r>
-        <w:t>Covers eligibility, reimbursable expenses, and repayment terms for employees relocating for a new role. Section 11 (Continuous Improvement Roadmap) applies to Compensation and Benefits within HR Knowledge Hub and is maintained by Sam Whitfield. Schedules quarterly optimization milestones, automation targets, and capability reviews.</w:t>
-      </w:r>
-    </w:p>
-    <w:p>
-      <w:r>
-        <w:t>Operational requirement 11.1: Relocation assistance must be repaid in full if the employee resigns within 12 months. Secondary control 11.2: International relocations route through the global mobility team, not this policy.</w:t>
-      </w:r>
-    </w:p>
-    <w:p>
-      <w:pPr>
-        <w:pStyle w:val="ListBullet"/>
-      </w:pPr>
-      <w:r>
-        <w:t>Relocation assistance must be repaid in full if the employee resigns within 12 months.</w:t>
-      </w:r>
-    </w:p>
-    <w:p>
-      <w:pPr>
-        <w:pStyle w:val="ListBullet"/>
-      </w:pPr>
-      <w:r>
-        <w:t>International relocations route through the global mobility team, not this policy.</w:t>
-      </w:r>
-    </w:p>
-    <w:p>
-      <w:pPr>
-        <w:pStyle w:val="ListBullet"/>
-      </w:pPr>
-      <w:r>
-        <w:t>Section 11 review cadence is tracked by Sam Whitfield under Compensation and Benefits governance.</w:t>
-      </w:r>
-    </w:p>
-    <w:tbl>
-      <w:tblPr>
-        <w:tblStyle w:val="LightGrid-Accent1"/>
-        <w:tblW w:type="auto" w:w="0"/>
-        <w:tblLook w:firstColumn="1" w:firstRow="1" w:lastColumn="0" w:lastRow="0" w:noHBand="0" w:noVBand="1" w:val="04A0"/>
-      </w:tblPr>
-      <w:tblGrid>
-        <w:gridCol w:w="2160"/>
-        <w:gridCol w:w="2160"/>
-        <w:gridCol w:w="2160"/>
-        <w:gridCol w:w="2160"/>
-      </w:tblGrid>
-      <w:tr>
-        <w:tc>
-          <w:tcPr>
-            <w:tcW w:type="dxa" w:w="2160"/>
-          </w:tcPr>
-          <w:p>
-            <w:r>
-              <w:rPr>
-                <w:b/>
-              </w:rPr>
-              <w:t>Control Area</w:t>
-            </w:r>
-          </w:p>
-        </w:tc>
-        <w:tc>
-          <w:tcPr>
-            <w:tcW w:type="dxa" w:w="2160"/>
-          </w:tcPr>
-          <w:p>
-            <w:r>
-              <w:rPr>
-                <w:b/>
-              </w:rPr>
-              <w:t>Owner</w:t>
-            </w:r>
-          </w:p>
-        </w:tc>
-        <w:tc>
-          <w:tcPr>
-            <w:tcW w:type="dxa" w:w="2160"/>
-          </w:tcPr>
-          <w:p>
-            <w:r>
-              <w:rPr>
-                <w:b/>
-              </w:rPr>
-              <w:t>Target SLA</w:t>
-            </w:r>
-          </w:p>
-        </w:tc>
-        <w:tc>
-          <w:tcPr>
-            <w:tcW w:type="dxa" w:w="2160"/>
-          </w:tcPr>
-          <w:p>
-            <w:r>
-              <w:rPr>
-                <w:b/>
-              </w:rPr>
-              <w:t>Verification Status</w:t>
-            </w:r>
-          </w:p>
-        </w:tc>
-      </w:tr>
-      <w:tr>
-        <w:tc>
-          <w:tcPr>
-            <w:tcW w:type="dxa" w:w="2160"/>
-          </w:tcPr>
-          <w:p>
-            <w:r>
-              <w:t>Compensation and Benefits</w:t>
-            </w:r>
-          </w:p>
-        </w:tc>
-        <w:tc>
-          <w:tcPr>
-            <w:tcW w:type="dxa" w:w="2160"/>
-          </w:tcPr>
-          <w:p>
-            <w:r>
-              <w:t>Sam Whitfield</w:t>
-            </w:r>
-          </w:p>
-        </w:tc>
-        <w:tc>
-          <w:tcPr>
-            <w:tcW w:type="dxa" w:w="2160"/>
-          </w:tcPr>
-          <w:p>
-            <w:r>
-              <w:t>5 business days</w:t>
-            </w:r>
-          </w:p>
-        </w:tc>
-        <w:tc>
-          <w:tcPr>
-            <w:tcW w:type="dxa" w:w="2160"/>
-          </w:tcPr>
-          <w:p>
-            <w:r>
-              <w:t>Verified</w:t>
-            </w:r>
-          </w:p>
-        </w:tc>
-      </w:tr>
-      <w:tr>
-        <w:tc>
-          <w:tcPr>
-            <w:tcW w:type="dxa" w:w="2160"/>
-          </w:tcPr>
-          <w:p>
-            <w:r>
-              <w:t>Relocation Assistance Policy Gate 1</w:t>
-            </w:r>
-          </w:p>
-        </w:tc>
-        <w:tc>
-          <w:tcPr>
-            <w:tcW w:type="dxa" w:w="2160"/>
-          </w:tcPr>
-          <w:p>
-            <w:r>
-              <w:t>Sam Whitfield</w:t>
-            </w:r>
-          </w:p>
-        </w:tc>
-        <w:tc>
-          <w:tcPr>
-            <w:tcW w:type="dxa" w:w="2160"/>
-          </w:tcPr>
-          <w:p>
-            <w:r>
-              <w:t>3 business days</w:t>
-            </w:r>
-          </w:p>
-        </w:tc>
-        <w:tc>
-          <w:tcPr>
-            <w:tcW w:type="dxa" w:w="2160"/>
-          </w:tcPr>
-          <w:p>
-            <w:r>
-              <w:t>Active</w:t>
-            </w:r>
-          </w:p>
-        </w:tc>
-      </w:tr>
-      <w:tr>
-        <w:tc>
-          <w:tcPr>
-            <w:tcW w:type="dxa" w:w="2160"/>
-          </w:tcPr>
-          <w:p>
-            <w:r>
-              <w:t>Relocation Assistance Policy Gate 2</w:t>
-            </w:r>
-          </w:p>
-        </w:tc>
-        <w:tc>
-          <w:tcPr>
-            <w:tcW w:type="dxa" w:w="2160"/>
-          </w:tcPr>
-          <w:p>
-            <w:r>
-              <w:t>Sam Whitfield</w:t>
-            </w:r>
-          </w:p>
-        </w:tc>
-        <w:tc>
-          <w:tcPr>
-            <w:tcW w:type="dxa" w:w="2160"/>
-          </w:tcPr>
-          <w:p>
-            <w:r>
-              <w:t>10 business days</w:t>
-            </w:r>
-          </w:p>
-        </w:tc>
-        <w:tc>
-          <w:tcPr>
-            <w:tcW w:type="dxa" w:w="2160"/>
-          </w:tcPr>
-          <w:p>
-            <w:r>
-              <w:t>Monitored</w:t>
-            </w:r>
-          </w:p>
-        </w:tc>
-      </w:tr>
-      <w:tr>
-        <w:tc>
-          <w:tcPr>
-            <w:tcW w:type="dxa" w:w="2160"/>
-          </w:tcPr>
-          <w:p>
-            <w:r>
-              <w:t>Sec-11</w:t>
-            </w:r>
-          </w:p>
-        </w:tc>
-        <w:tc>
-          <w:tcPr>
-            <w:tcW w:type="dxa" w:w="2160"/>
-          </w:tcPr>
-          <w:p>
-            <w:r>
-              <w:t>Sam Whitfield</w:t>
-            </w:r>
-          </w:p>
-        </w:tc>
-        <w:tc>
-          <w:tcPr>
-            <w:tcW w:type="dxa" w:w="2160"/>
-          </w:tcPr>
-          <w:p>
-            <w:r>
-              <w:t>3 business days</w:t>
-            </w:r>
-          </w:p>
-        </w:tc>
-        <w:tc>
-          <w:tcPr>
-            <w:tcW w:type="dxa" w:w="2160"/>
-          </w:tcPr>
-          <w:p>
-            <w:r>
-              <w:t>Stage 11 Verified</w:t>
-            </w:r>
-          </w:p>
-        </w:tc>
-      </w:tr>
-    </w:tbl>
-    <w:p>
-      <w:r>
-        <w:drawing>
-          <wp:inline xmlns:a="http://schemas.openxmlformats.org/drawingml/2006/main" xmlns:pic="http://schemas.openxmlformats.org/drawingml/2006/picture">
-            <wp:extent cx="5303520" cy="1744579"/>
-            <wp:docPr id="6" name="Picture 6"/>
-            <wp:cNvGraphicFramePr>
-              <a:graphicFrameLocks noChangeAspect="1"/>
-            </wp:cNvGraphicFramePr>
-            <a:graphic>
-              <a:graphicData uri="http://schemas.openxmlformats.org/drawingml/2006/picture">
-                <pic:pic>
-                  <pic:nvPicPr>
-                    <pic:cNvPr id="0" name="image.png"/>
-                    <pic:cNvPicPr/>
-                  </pic:nvPicPr>
-                  <pic:blipFill>
-                    <a:blip r:embed="rId10"/>
-                    <a:stretch>
-                      <a:fillRect/>
-                    </a:stretch>
-                  </pic:blipFill>
-                  <pic:spPr>
-                    <a:xfrm>
-                      <a:off x="0" y="0"/>
-                      <a:ext cx="5303520" cy="1744579"/>
-                    </a:xfrm>
-                    <a:prstGeom prst="rect"/>
-                  </pic:spPr>
-                </pic:pic>
-              </a:graphicData>
-            </a:graphic>
-          </wp:inline>
-        </w:drawing>
-      </w:r>
-    </w:p>
-    <w:p>
-      <w:r>
-        <w:rPr>
-          <w:color w:val="808080"/>
-          <w:sz w:val="16"/>
-        </w:rPr>
-        <w:t>Page 11 of 12 | HR Knowledge Hub | Compensation and Benefits | SharePoint Online</w:t>
-      </w:r>
-    </w:p>
-    <w:p>
-      <w:r>
-        <w:br w:type="page"/>
-      </w:r>
-    </w:p>
-    <w:p>
-      <w:pPr>
-        <w:pStyle w:val="Heading1"/>
-      </w:pPr>
-      <w:r>
-        <w:t>Section 12: Appendix, Lineage &amp; Sign-off</w:t>
-      </w:r>
-    </w:p>
-    <w:p>
-      <w:r>
-        <w:t>Covers eligibility, reimbursable expenses, and repayment terms for employees relocating for a new role. Section 12 (Appendix, Lineage &amp; Sign-off) applies to Compensation and Benefits within HR Knowledge Hub and is maintained by Sam Whitfield. Records document lineage, governance metadata, version history, and owner sign-off.</w:t>
-      </w:r>
-    </w:p>
-    <w:p>
-      <w:r>
-        <w:t>Operational requirement 12.1: International relocations route through the global mobility team, not this policy. Secondary control 12.2: Relocation packages are tiered by distance: under 50 miles, 50-500 miles, and over 500 miles.</w:t>
-      </w:r>
-    </w:p>
-    <w:p>
-      <w:pPr>
-        <w:pStyle w:val="ListBullet"/>
-      </w:pPr>
-      <w:r>
-        <w:t>International relocations route through the global mobility team, not this policy.</w:t>
-      </w:r>
-    </w:p>
-    <w:p>
-      <w:pPr>
-        <w:pStyle w:val="ListBullet"/>
-      </w:pPr>
-      <w:r>
-        <w:t>Relocation packages are tiered by distance: under 50 miles, 50-500 miles, and over 500 miles.</w:t>
-      </w:r>
-    </w:p>
-    <w:p>
-      <w:pPr>
-        <w:pStyle w:val="ListBullet"/>
-      </w:pPr>
-      <w:r>
-        <w:t>Section 12 review cadence is tracked by Sam Whitfield under Compensation and Benefits governance.</w:t>
-      </w:r>
-    </w:p>
-    <w:tbl>
-      <w:tblPr>
-        <w:tblStyle w:val="LightGrid-Accent1"/>
-        <w:tblW w:type="auto" w:w="0"/>
-        <w:tblLook w:firstColumn="1" w:firstRow="1" w:lastColumn="0" w:lastRow="0" w:noHBand="0" w:noVBand="1" w:val="04A0"/>
-      </w:tblPr>
-      <w:tblGrid>
-        <w:gridCol w:w="2160"/>
-        <w:gridCol w:w="2160"/>
-        <w:gridCol w:w="2160"/>
-        <w:gridCol w:w="2160"/>
-      </w:tblGrid>
-      <w:tr>
-        <w:tc>
-          <w:tcPr>
-            <w:tcW w:type="dxa" w:w="2160"/>
-          </w:tcPr>
-          <w:p>
-            <w:r>
-              <w:rPr>
-                <w:b/>
-              </w:rPr>
-              <w:t>Control Area</w:t>
-            </w:r>
-          </w:p>
-        </w:tc>
-        <w:tc>
-          <w:tcPr>
-            <w:tcW w:type="dxa" w:w="2160"/>
-          </w:tcPr>
-          <w:p>
-            <w:r>
-              <w:rPr>
-                <w:b/>
-              </w:rPr>
-              <w:t>Owner</w:t>
-            </w:r>
-          </w:p>
-        </w:tc>
-        <w:tc>
-          <w:tcPr>
-            <w:tcW w:type="dxa" w:w="2160"/>
-          </w:tcPr>
-          <w:p>
-            <w:r>
-              <w:rPr>
-                <w:b/>
-              </w:rPr>
-              <w:t>Target SLA</w:t>
-            </w:r>
-          </w:p>
-        </w:tc>
-        <w:tc>
-          <w:tcPr>
-            <w:tcW w:type="dxa" w:w="2160"/>
-          </w:tcPr>
-          <w:p>
-            <w:r>
-              <w:rPr>
-                <w:b/>
-              </w:rPr>
-              <w:t>Verification Status</w:t>
-            </w:r>
-          </w:p>
-        </w:tc>
-      </w:tr>
-      <w:tr>
-        <w:tc>
-          <w:tcPr>
-            <w:tcW w:type="dxa" w:w="2160"/>
-          </w:tcPr>
-          <w:p>
-            <w:r>
-              <w:t>Compensation and Benefits</w:t>
-            </w:r>
-          </w:p>
-        </w:tc>
-        <w:tc>
-          <w:tcPr>
-            <w:tcW w:type="dxa" w:w="2160"/>
-          </w:tcPr>
-          <w:p>
-            <w:r>
-              <w:t>Sam Whitfield</w:t>
-            </w:r>
-          </w:p>
-        </w:tc>
-        <w:tc>
-          <w:tcPr>
-            <w:tcW w:type="dxa" w:w="2160"/>
-          </w:tcPr>
-          <w:p>
-            <w:r>
-              <w:t>5 business days</w:t>
-            </w:r>
-          </w:p>
-        </w:tc>
-        <w:tc>
-          <w:tcPr>
-            <w:tcW w:type="dxa" w:w="2160"/>
-          </w:tcPr>
-          <w:p>
-            <w:r>
-              <w:t>Verified</w:t>
-            </w:r>
-          </w:p>
-        </w:tc>
-      </w:tr>
-      <w:tr>
-        <w:tc>
-          <w:tcPr>
-            <w:tcW w:type="dxa" w:w="2160"/>
-          </w:tcPr>
-          <w:p>
-            <w:r>
-              <w:t>Relocation Assistance Policy Gate 1</w:t>
-            </w:r>
-          </w:p>
-        </w:tc>
-        <w:tc>
-          <w:tcPr>
-            <w:tcW w:type="dxa" w:w="2160"/>
-          </w:tcPr>
-          <w:p>
-            <w:r>
-              <w:t>Sam Whitfield</w:t>
-            </w:r>
-          </w:p>
-        </w:tc>
-        <w:tc>
-          <w:tcPr>
-            <w:tcW w:type="dxa" w:w="2160"/>
-          </w:tcPr>
-          <w:p>
-            <w:r>
-              <w:t>3 business days</w:t>
-            </w:r>
-          </w:p>
-        </w:tc>
-        <w:tc>
-          <w:tcPr>
-            <w:tcW w:type="dxa" w:w="2160"/>
-          </w:tcPr>
-          <w:p>
-            <w:r>
-              <w:t>Active</w:t>
-            </w:r>
-          </w:p>
-        </w:tc>
-      </w:tr>
-      <w:tr>
-        <w:tc>
-          <w:tcPr>
-            <w:tcW w:type="dxa" w:w="2160"/>
-          </w:tcPr>
-          <w:p>
-            <w:r>
-              <w:t>Relocation Assistance Policy Gate 2</w:t>
-            </w:r>
-          </w:p>
-        </w:tc>
-        <w:tc>
-          <w:tcPr>
-            <w:tcW w:type="dxa" w:w="2160"/>
-          </w:tcPr>
-          <w:p>
-            <w:r>
-              <w:t>Sam Whitfield</w:t>
-            </w:r>
-          </w:p>
-        </w:tc>
-        <w:tc>
-          <w:tcPr>
-            <w:tcW w:type="dxa" w:w="2160"/>
-          </w:tcPr>
-          <w:p>
-            <w:r>
-              <w:t>10 business days</w:t>
-            </w:r>
-          </w:p>
-        </w:tc>
-        <w:tc>
-          <w:tcPr>
-            <w:tcW w:type="dxa" w:w="2160"/>
-          </w:tcPr>
-          <w:p>
-            <w:r>
-              <w:t>Monitored</w:t>
-            </w:r>
-          </w:p>
-        </w:tc>
-      </w:tr>
-      <w:tr>
-        <w:tc>
-          <w:tcPr>
-            <w:tcW w:type="dxa" w:w="2160"/>
-          </w:tcPr>
-          <w:p>
-            <w:r>
-              <w:t>Sec-12</w:t>
-            </w:r>
-          </w:p>
-        </w:tc>
-        <w:tc>
-          <w:tcPr>
-            <w:tcW w:type="dxa" w:w="2160"/>
-          </w:tcPr>
-          <w:p>
-            <w:r>
-              <w:t>Sam Whitfield</w:t>
-            </w:r>
-          </w:p>
-        </w:tc>
-        <w:tc>
-          <w:tcPr>
-            <w:tcW w:type="dxa" w:w="2160"/>
-          </w:tcPr>
-          <w:p>
-            <w:r>
-              <w:t>10 business days</w:t>
-            </w:r>
-          </w:p>
-        </w:tc>
-        <w:tc>
-          <w:tcPr>
-            <w:tcW w:type="dxa" w:w="2160"/>
-          </w:tcPr>
-          <w:p>
-            <w:r>
-              <w:t>Stage 12 Verified</w:t>
-            </w:r>
-          </w:p>
-        </w:tc>
-      </w:tr>
-    </w:tbl>
-    <w:p>
-      <w:r>
-        <w:rPr>
-          <w:color w:val="808080"/>
-          <w:sz w:val="16"/>
-        </w:rPr>
-        <w:t>Page 12 of 12 | HR Knowledge Hub | Compensation and Benefits | SharePoint Online</w:t>
+        <w:t>Page 5 of 5 | HR Knowledge Hub | Compensation and Benefits | SharePoint Online</w:t>
       </w:r>
     </w:p>
     <w:sectPr>
